--- a/docs/qms/evidence-2026/15_Testing/EM26-15_Test_Summary_Report.docx
+++ b/docs/qms/evidence-2026/15_Testing/EM26-15_Test_Summary_Report.docx
@@ -622,7 +622,7 @@
         <w:spacing w:after="100"/>
       </w:pPr>
       <w:r>
-        <w:t xml:space="preserve">Summarise the test cases executed on 2026-10-06 against the reference instance, the failures found and the defects raised. Replaces the 2025 'Test Failure Documentation Evidence' for the rebuilt product.</w:t>
+        <w:t xml:space="preserve">Summarise the test cases executed on 2026-10-06 against the reference instance, the failures found, the defects raised and their correction. Replaces the 2025 'Test Failure Documentation Evidence' for the rebuilt product.</w:t>
       </w:r>
     </w:p>
     <w:p>
@@ -630,7 +630,636 @@
         <w:pStyle w:val="Heading1"/>
       </w:pPr>
       <w:r>
-        <w:t xml:space="preserve">Summary</w:t>
+        <w:t xml:space="preserve">Test runs</w:t>
+      </w:r>
+    </w:p>
+    <w:tbl>
+      <w:tblPr>
+        <w:tblW w:type="dxa" w:w="9360"/>
+        <w:tblBorders>
+          <w:top w:val="single" w:color="auto" w:sz="4"/>
+          <w:left w:val="single" w:color="auto" w:sz="4"/>
+          <w:bottom w:val="single" w:color="auto" w:sz="4"/>
+          <w:right w:val="single" w:color="auto" w:sz="4"/>
+          <w:insideH w:val="single" w:color="auto" w:sz="4"/>
+          <w:insideV w:val="single" w:color="auto" w:sz="4"/>
+        </w:tblBorders>
+      </w:tblPr>
+      <w:tblGrid>
+        <w:gridCol w:w="900"/>
+        <w:gridCol w:w="1700"/>
+        <w:gridCol w:w="2600"/>
+        <w:gridCol w:w="4160"/>
+      </w:tblGrid>
+      <w:tr>
+        <w:trPr>
+          <w:tblHeader/>
+        </w:trPr>
+        <w:tc>
+          <w:tcPr>
+            <w:tcW w:type="dxa" w:w="900"/>
+            <w:tcBorders>
+              <w:top w:val="single" w:color="BFC7D5" w:sz="4"/>
+              <w:left w:val="single" w:color="BFC7D5" w:sz="4"/>
+              <w:bottom w:val="single" w:color="BFC7D5" w:sz="4"/>
+              <w:right w:val="single" w:color="BFC7D5" w:sz="4"/>
+            </w:tcBorders>
+            <w:shd w:fill="1F3A5F" w:color="auto" w:val="clear"/>
+            <w:tcMar>
+              <w:top w:type="dxa" w:w="60"/>
+              <w:left w:type="dxa" w:w="90"/>
+              <w:bottom w:type="dxa" w:w="60"/>
+              <w:right w:type="dxa" w:w="90"/>
+            </w:tcMar>
+          </w:tcPr>
+          <w:p>
+            <w:r>
+              <w:rPr>
+                <w:b/>
+                <w:bCs/>
+                <w:color w:val="FFFFFF"/>
+                <w:sz w:val="17"/>
+                <w:szCs w:val="17"/>
+              </w:rPr>
+              <w:t xml:space="preserve">Run</w:t>
+            </w:r>
+          </w:p>
+        </w:tc>
+        <w:tc>
+          <w:tcPr>
+            <w:tcW w:type="dxa" w:w="1700"/>
+            <w:tcBorders>
+              <w:top w:val="single" w:color="BFC7D5" w:sz="4"/>
+              <w:left w:val="single" w:color="BFC7D5" w:sz="4"/>
+              <w:bottom w:val="single" w:color="BFC7D5" w:sz="4"/>
+              <w:right w:val="single" w:color="BFC7D5" w:sz="4"/>
+            </w:tcBorders>
+            <w:shd w:fill="1F3A5F" w:color="auto" w:val="clear"/>
+            <w:tcMar>
+              <w:top w:type="dxa" w:w="60"/>
+              <w:left w:type="dxa" w:w="90"/>
+              <w:bottom w:type="dxa" w:w="60"/>
+              <w:right w:type="dxa" w:w="90"/>
+            </w:tcMar>
+          </w:tcPr>
+          <w:p>
+            <w:r>
+              <w:rPr>
+                <w:b/>
+                <w:bCs/>
+                <w:color w:val="FFFFFF"/>
+                <w:sz w:val="17"/>
+                <w:szCs w:val="17"/>
+              </w:rPr>
+              <w:t xml:space="preserve">Time (UTC)</w:t>
+            </w:r>
+          </w:p>
+        </w:tc>
+        <w:tc>
+          <w:tcPr>
+            <w:tcW w:type="dxa" w:w="2600"/>
+            <w:tcBorders>
+              <w:top w:val="single" w:color="BFC7D5" w:sz="4"/>
+              <w:left w:val="single" w:color="BFC7D5" w:sz="4"/>
+              <w:bottom w:val="single" w:color="BFC7D5" w:sz="4"/>
+              <w:right w:val="single" w:color="BFC7D5" w:sz="4"/>
+            </w:tcBorders>
+            <w:shd w:fill="1F3A5F" w:color="auto" w:val="clear"/>
+            <w:tcMar>
+              <w:top w:type="dxa" w:w="60"/>
+              <w:left w:type="dxa" w:w="90"/>
+              <w:bottom w:type="dxa" w:w="60"/>
+              <w:right w:type="dxa" w:w="90"/>
+            </w:tcMar>
+          </w:tcPr>
+          <w:p>
+            <w:r>
+              <w:rPr>
+                <w:b/>
+                <w:bCs/>
+                <w:color w:val="FFFFFF"/>
+                <w:sz w:val="17"/>
+                <w:szCs w:val="17"/>
+              </w:rPr>
+              <w:t xml:space="preserve">Build</w:t>
+            </w:r>
+          </w:p>
+        </w:tc>
+        <w:tc>
+          <w:tcPr>
+            <w:tcW w:type="dxa" w:w="4160"/>
+            <w:tcBorders>
+              <w:top w:val="single" w:color="BFC7D5" w:sz="4"/>
+              <w:left w:val="single" w:color="BFC7D5" w:sz="4"/>
+              <w:bottom w:val="single" w:color="BFC7D5" w:sz="4"/>
+              <w:right w:val="single" w:color="BFC7D5" w:sz="4"/>
+            </w:tcBorders>
+            <w:shd w:fill="1F3A5F" w:color="auto" w:val="clear"/>
+            <w:tcMar>
+              <w:top w:type="dxa" w:w="60"/>
+              <w:left w:type="dxa" w:w="90"/>
+              <w:bottom w:type="dxa" w:w="60"/>
+              <w:right w:type="dxa" w:w="90"/>
+            </w:tcMar>
+          </w:tcPr>
+          <w:p>
+            <w:r>
+              <w:rPr>
+                <w:b/>
+                <w:bCs/>
+                <w:color w:val="FFFFFF"/>
+                <w:sz w:val="17"/>
+                <w:szCs w:val="17"/>
+              </w:rPr>
+              <w:t xml:space="preserve">Outcome</w:t>
+            </w:r>
+          </w:p>
+        </w:tc>
+      </w:tr>
+      <w:tr>
+        <w:tc>
+          <w:tcPr>
+            <w:tcW w:type="dxa" w:w="900"/>
+            <w:tcBorders>
+              <w:top w:val="single" w:color="BFC7D5" w:sz="4"/>
+              <w:left w:val="single" w:color="BFC7D5" w:sz="4"/>
+              <w:bottom w:val="single" w:color="BFC7D5" w:sz="4"/>
+              <w:right w:val="single" w:color="BFC7D5" w:sz="4"/>
+            </w:tcBorders>
+            <w:tcMar>
+              <w:top w:type="dxa" w:w="60"/>
+              <w:left w:type="dxa" w:w="90"/>
+              <w:bottom w:type="dxa" w:w="60"/>
+              <w:right w:type="dxa" w:w="90"/>
+            </w:tcMar>
+          </w:tcPr>
+          <w:p>
+            <w:r>
+              <w:rPr>
+                <w:b w:val="false"/>
+                <w:bCs w:val="false"/>
+                <w:color w:val="222222"/>
+                <w:sz w:val="17"/>
+                <w:szCs w:val="17"/>
+              </w:rPr>
+              <w:t xml:space="preserve">run1</w:t>
+            </w:r>
+          </w:p>
+        </w:tc>
+        <w:tc>
+          <w:tcPr>
+            <w:tcW w:type="dxa" w:w="1700"/>
+            <w:tcBorders>
+              <w:top w:val="single" w:color="BFC7D5" w:sz="4"/>
+              <w:left w:val="single" w:color="BFC7D5" w:sz="4"/>
+              <w:bottom w:val="single" w:color="BFC7D5" w:sz="4"/>
+              <w:right w:val="single" w:color="BFC7D5" w:sz="4"/>
+            </w:tcBorders>
+            <w:tcMar>
+              <w:top w:type="dxa" w:w="60"/>
+              <w:left w:type="dxa" w:w="90"/>
+              <w:bottom w:type="dxa" w:w="60"/>
+              <w:right w:type="dxa" w:w="90"/>
+            </w:tcMar>
+          </w:tcPr>
+          <w:p>
+            <w:r>
+              <w:rPr>
+                <w:b w:val="false"/>
+                <w:bCs w:val="false"/>
+                <w:color w:val="222222"/>
+                <w:sz w:val="17"/>
+                <w:szCs w:val="17"/>
+              </w:rPr>
+              <w:t xml:space="preserve">2026-10-06 21:34</w:t>
+            </w:r>
+          </w:p>
+        </w:tc>
+        <w:tc>
+          <w:tcPr>
+            <w:tcW w:type="dxa" w:w="2600"/>
+            <w:tcBorders>
+              <w:top w:val="single" w:color="BFC7D5" w:sz="4"/>
+              <w:left w:val="single" w:color="BFC7D5" w:sz="4"/>
+              <w:bottom w:val="single" w:color="BFC7D5" w:sz="4"/>
+              <w:right w:val="single" w:color="BFC7D5" w:sz="4"/>
+            </w:tcBorders>
+            <w:tcMar>
+              <w:top w:type="dxa" w:w="60"/>
+              <w:left w:type="dxa" w:w="90"/>
+              <w:bottom w:type="dxa" w:w="60"/>
+              <w:right w:type="dxa" w:w="90"/>
+            </w:tcMar>
+          </w:tcPr>
+          <w:p>
+            <w:r>
+              <w:rPr>
+                <w:b w:val="false"/>
+                <w:bCs w:val="false"/>
+                <w:color w:val="222222"/>
+                <w:sz w:val="17"/>
+                <w:szCs w:val="17"/>
+              </w:rPr>
+              <w:t xml:space="preserve">v1.4.0 application code</w:t>
+            </w:r>
+          </w:p>
+        </w:tc>
+        <w:tc>
+          <w:tcPr>
+            <w:tcW w:type="dxa" w:w="4160"/>
+            <w:tcBorders>
+              <w:top w:val="single" w:color="BFC7D5" w:sz="4"/>
+              <w:left w:val="single" w:color="BFC7D5" w:sz="4"/>
+              <w:bottom w:val="single" w:color="BFC7D5" w:sz="4"/>
+              <w:right w:val="single" w:color="BFC7D5" w:sz="4"/>
+            </w:tcBorders>
+            <w:tcMar>
+              <w:top w:type="dxa" w:w="60"/>
+              <w:left w:type="dxa" w:w="90"/>
+              <w:bottom w:type="dxa" w:w="60"/>
+              <w:right w:type="dxa" w:w="90"/>
+            </w:tcMar>
+          </w:tcPr>
+          <w:p>
+            <w:r>
+              <w:rPr>
+                <w:b w:val="false"/>
+                <w:bCs w:val="false"/>
+                <w:color w:val="222222"/>
+                <w:sz w:val="17"/>
+                <w:szCs w:val="17"/>
+              </w:rPr>
+              <w:t xml:space="preserve">Initial execution — 4 failures (NC-2026-012…015)</w:t>
+            </w:r>
+          </w:p>
+        </w:tc>
+      </w:tr>
+      <w:tr>
+        <w:tc>
+          <w:tcPr>
+            <w:tcW w:type="dxa" w:w="900"/>
+            <w:tcBorders>
+              <w:top w:val="single" w:color="BFC7D5" w:sz="4"/>
+              <w:left w:val="single" w:color="BFC7D5" w:sz="4"/>
+              <w:bottom w:val="single" w:color="BFC7D5" w:sz="4"/>
+              <w:right w:val="single" w:color="BFC7D5" w:sz="4"/>
+            </w:tcBorders>
+            <w:tcMar>
+              <w:top w:type="dxa" w:w="60"/>
+              <w:left w:type="dxa" w:w="90"/>
+              <w:bottom w:type="dxa" w:w="60"/>
+              <w:right w:type="dxa" w:w="90"/>
+            </w:tcMar>
+          </w:tcPr>
+          <w:p>
+            <w:r>
+              <w:rPr>
+                <w:b w:val="false"/>
+                <w:bCs w:val="false"/>
+                <w:color w:val="222222"/>
+                <w:sz w:val="17"/>
+                <w:szCs w:val="17"/>
+              </w:rPr>
+              <w:t xml:space="preserve">run2</w:t>
+            </w:r>
+          </w:p>
+        </w:tc>
+        <w:tc>
+          <w:tcPr>
+            <w:tcW w:type="dxa" w:w="1700"/>
+            <w:tcBorders>
+              <w:top w:val="single" w:color="BFC7D5" w:sz="4"/>
+              <w:left w:val="single" w:color="BFC7D5" w:sz="4"/>
+              <w:bottom w:val="single" w:color="BFC7D5" w:sz="4"/>
+              <w:right w:val="single" w:color="BFC7D5" w:sz="4"/>
+            </w:tcBorders>
+            <w:tcMar>
+              <w:top w:type="dxa" w:w="60"/>
+              <w:left w:type="dxa" w:w="90"/>
+              <w:bottom w:type="dxa" w:w="60"/>
+              <w:right w:type="dxa" w:w="90"/>
+            </w:tcMar>
+          </w:tcPr>
+          <w:p>
+            <w:r>
+              <w:rPr>
+                <w:b w:val="false"/>
+                <w:bCs w:val="false"/>
+                <w:color w:val="222222"/>
+                <w:sz w:val="17"/>
+                <w:szCs w:val="17"/>
+              </w:rPr>
+              <w:t xml:space="preserve">2026-10-06 22:15</w:t>
+            </w:r>
+          </w:p>
+        </w:tc>
+        <w:tc>
+          <w:tcPr>
+            <w:tcW w:type="dxa" w:w="2600"/>
+            <w:tcBorders>
+              <w:top w:val="single" w:color="BFC7D5" w:sz="4"/>
+              <w:left w:val="single" w:color="BFC7D5" w:sz="4"/>
+              <w:bottom w:val="single" w:color="BFC7D5" w:sz="4"/>
+              <w:right w:val="single" w:color="BFC7D5" w:sz="4"/>
+            </w:tcBorders>
+            <w:tcMar>
+              <w:top w:type="dxa" w:w="60"/>
+              <w:left w:type="dxa" w:w="90"/>
+              <w:bottom w:type="dxa" w:w="60"/>
+              <w:right w:type="dxa" w:w="90"/>
+            </w:tcMar>
+          </w:tcPr>
+          <w:p>
+            <w:r>
+              <w:rPr>
+                <w:b w:val="false"/>
+                <w:bCs w:val="false"/>
+                <w:color w:val="222222"/>
+                <w:sz w:val="17"/>
+                <w:szCs w:val="17"/>
+              </w:rPr>
+              <w:t xml:space="preserve">1.4.0-7-ge0ed4d0 (fixes)</w:t>
+            </w:r>
+          </w:p>
+        </w:tc>
+        <w:tc>
+          <w:tcPr>
+            <w:tcW w:type="dxa" w:w="4160"/>
+            <w:tcBorders>
+              <w:top w:val="single" w:color="BFC7D5" w:sz="4"/>
+              <w:left w:val="single" w:color="BFC7D5" w:sz="4"/>
+              <w:bottom w:val="single" w:color="BFC7D5" w:sz="4"/>
+              <w:right w:val="single" w:color="BFC7D5" w:sz="4"/>
+            </w:tcBorders>
+            <w:tcMar>
+              <w:top w:type="dxa" w:w="60"/>
+              <w:left w:type="dxa" w:w="90"/>
+              <w:bottom w:type="dxa" w:w="60"/>
+              <w:right w:type="dxa" w:w="90"/>
+            </w:tcMar>
+          </w:tcPr>
+          <w:p>
+            <w:r>
+              <w:rPr>
+                <w:b w:val="false"/>
+                <w:bCs w:val="false"/>
+                <w:color w:val="222222"/>
+                <w:sz w:val="17"/>
+                <w:szCs w:val="17"/>
+              </w:rPr>
+              <w:t xml:space="preserve">Fixes verified; activity-log regression introduced by the fix; release test expects a tagged build</w:t>
+            </w:r>
+          </w:p>
+        </w:tc>
+      </w:tr>
+      <w:tr>
+        <w:tc>
+          <w:tcPr>
+            <w:tcW w:type="dxa" w:w="900"/>
+            <w:tcBorders>
+              <w:top w:val="single" w:color="BFC7D5" w:sz="4"/>
+              <w:left w:val="single" w:color="BFC7D5" w:sz="4"/>
+              <w:bottom w:val="single" w:color="BFC7D5" w:sz="4"/>
+              <w:right w:val="single" w:color="BFC7D5" w:sz="4"/>
+            </w:tcBorders>
+            <w:tcMar>
+              <w:top w:type="dxa" w:w="60"/>
+              <w:left w:type="dxa" w:w="90"/>
+              <w:bottom w:type="dxa" w:w="60"/>
+              <w:right w:type="dxa" w:w="90"/>
+            </w:tcMar>
+          </w:tcPr>
+          <w:p>
+            <w:r>
+              <w:rPr>
+                <w:b w:val="false"/>
+                <w:bCs w:val="false"/>
+                <w:color w:val="222222"/>
+                <w:sz w:val="17"/>
+                <w:szCs w:val="17"/>
+              </w:rPr>
+              <w:t xml:space="preserve">run3</w:t>
+            </w:r>
+          </w:p>
+        </w:tc>
+        <w:tc>
+          <w:tcPr>
+            <w:tcW w:type="dxa" w:w="1700"/>
+            <w:tcBorders>
+              <w:top w:val="single" w:color="BFC7D5" w:sz="4"/>
+              <w:left w:val="single" w:color="BFC7D5" w:sz="4"/>
+              <w:bottom w:val="single" w:color="BFC7D5" w:sz="4"/>
+              <w:right w:val="single" w:color="BFC7D5" w:sz="4"/>
+            </w:tcBorders>
+            <w:tcMar>
+              <w:top w:type="dxa" w:w="60"/>
+              <w:left w:type="dxa" w:w="90"/>
+              <w:bottom w:type="dxa" w:w="60"/>
+              <w:right w:type="dxa" w:w="90"/>
+            </w:tcMar>
+          </w:tcPr>
+          <w:p>
+            <w:r>
+              <w:rPr>
+                <w:b w:val="false"/>
+                <w:bCs w:val="false"/>
+                <w:color w:val="222222"/>
+                <w:sz w:val="17"/>
+                <w:szCs w:val="17"/>
+              </w:rPr>
+              <w:t xml:space="preserve">2026-10-06 22:26</w:t>
+            </w:r>
+          </w:p>
+        </w:tc>
+        <w:tc>
+          <w:tcPr>
+            <w:tcW w:type="dxa" w:w="2600"/>
+            <w:tcBorders>
+              <w:top w:val="single" w:color="BFC7D5" w:sz="4"/>
+              <w:left w:val="single" w:color="BFC7D5" w:sz="4"/>
+              <w:bottom w:val="single" w:color="BFC7D5" w:sz="4"/>
+              <w:right w:val="single" w:color="BFC7D5" w:sz="4"/>
+            </w:tcBorders>
+            <w:tcMar>
+              <w:top w:type="dxa" w:w="60"/>
+              <w:left w:type="dxa" w:w="90"/>
+              <w:bottom w:type="dxa" w:w="60"/>
+              <w:right w:type="dxa" w:w="90"/>
+            </w:tcMar>
+          </w:tcPr>
+          <w:p>
+            <w:r>
+              <w:rPr>
+                <w:b w:val="false"/>
+                <w:bCs w:val="false"/>
+                <w:color w:val="222222"/>
+                <w:sz w:val="17"/>
+                <w:szCs w:val="17"/>
+              </w:rPr>
+              <w:t xml:space="preserve">v1.4.1</w:t>
+            </w:r>
+          </w:p>
+        </w:tc>
+        <w:tc>
+          <w:tcPr>
+            <w:tcW w:type="dxa" w:w="4160"/>
+            <w:tcBorders>
+              <w:top w:val="single" w:color="BFC7D5" w:sz="4"/>
+              <w:left w:val="single" w:color="BFC7D5" w:sz="4"/>
+              <w:bottom w:val="single" w:color="BFC7D5" w:sz="4"/>
+              <w:right w:val="single" w:color="BFC7D5" w:sz="4"/>
+            </w:tcBorders>
+            <w:tcMar>
+              <w:top w:type="dxa" w:w="60"/>
+              <w:left w:type="dxa" w:w="90"/>
+              <w:bottom w:type="dxa" w:w="60"/>
+              <w:right w:type="dxa" w:w="90"/>
+            </w:tcMar>
+          </w:tcPr>
+          <w:p>
+            <w:r>
+              <w:rPr>
+                <w:b w:val="false"/>
+                <w:bCs w:val="false"/>
+                <w:color w:val="222222"/>
+                <w:sz w:val="17"/>
+                <w:szCs w:val="17"/>
+              </w:rPr>
+              <w:t xml:space="preserve">Embedding service down after redeploy — NC-2026-016</w:t>
+            </w:r>
+          </w:p>
+        </w:tc>
+      </w:tr>
+      <w:tr>
+        <w:tc>
+          <w:tcPr>
+            <w:tcW w:type="dxa" w:w="900"/>
+            <w:tcBorders>
+              <w:top w:val="single" w:color="BFC7D5" w:sz="4"/>
+              <w:left w:val="single" w:color="BFC7D5" w:sz="4"/>
+              <w:bottom w:val="single" w:color="BFC7D5" w:sz="4"/>
+              <w:right w:val="single" w:color="BFC7D5" w:sz="4"/>
+            </w:tcBorders>
+            <w:tcMar>
+              <w:top w:type="dxa" w:w="60"/>
+              <w:left w:type="dxa" w:w="90"/>
+              <w:bottom w:type="dxa" w:w="60"/>
+              <w:right w:type="dxa" w:w="90"/>
+            </w:tcMar>
+          </w:tcPr>
+          <w:p>
+            <w:r>
+              <w:rPr>
+                <w:b w:val="false"/>
+                <w:bCs w:val="false"/>
+                <w:color w:val="222222"/>
+                <w:sz w:val="17"/>
+                <w:szCs w:val="17"/>
+              </w:rPr>
+              <w:t xml:space="preserve">run4</w:t>
+            </w:r>
+          </w:p>
+        </w:tc>
+        <w:tc>
+          <w:tcPr>
+            <w:tcW w:type="dxa" w:w="1700"/>
+            <w:tcBorders>
+              <w:top w:val="single" w:color="BFC7D5" w:sz="4"/>
+              <w:left w:val="single" w:color="BFC7D5" w:sz="4"/>
+              <w:bottom w:val="single" w:color="BFC7D5" w:sz="4"/>
+              <w:right w:val="single" w:color="BFC7D5" w:sz="4"/>
+            </w:tcBorders>
+            <w:tcMar>
+              <w:top w:type="dxa" w:w="60"/>
+              <w:left w:type="dxa" w:w="90"/>
+              <w:bottom w:type="dxa" w:w="60"/>
+              <w:right w:type="dxa" w:w="90"/>
+            </w:tcMar>
+          </w:tcPr>
+          <w:p>
+            <w:r>
+              <w:rPr>
+                <w:b w:val="false"/>
+                <w:bCs w:val="false"/>
+                <w:color w:val="222222"/>
+                <w:sz w:val="17"/>
+                <w:szCs w:val="17"/>
+              </w:rPr>
+              <w:t xml:space="preserve">2026-10-06 22:28</w:t>
+            </w:r>
+          </w:p>
+        </w:tc>
+        <w:tc>
+          <w:tcPr>
+            <w:tcW w:type="dxa" w:w="2600"/>
+            <w:tcBorders>
+              <w:top w:val="single" w:color="BFC7D5" w:sz="4"/>
+              <w:left w:val="single" w:color="BFC7D5" w:sz="4"/>
+              <w:bottom w:val="single" w:color="BFC7D5" w:sz="4"/>
+              <w:right w:val="single" w:color="BFC7D5" w:sz="4"/>
+            </w:tcBorders>
+            <w:tcMar>
+              <w:top w:type="dxa" w:w="60"/>
+              <w:left w:type="dxa" w:w="90"/>
+              <w:bottom w:type="dxa" w:w="60"/>
+              <w:right w:type="dxa" w:w="90"/>
+            </w:tcMar>
+          </w:tcPr>
+          <w:p>
+            <w:r>
+              <w:rPr>
+                <w:b w:val="false"/>
+                <w:bCs w:val="false"/>
+                <w:color w:val="222222"/>
+                <w:sz w:val="17"/>
+                <w:szCs w:val="17"/>
+              </w:rPr>
+              <w:t xml:space="preserve">v1.4.1, embeddings on CPU</w:t>
+            </w:r>
+          </w:p>
+        </w:tc>
+        <w:tc>
+          <w:tcPr>
+            <w:tcW w:type="dxa" w:w="4160"/>
+            <w:tcBorders>
+              <w:top w:val="single" w:color="BFC7D5" w:sz="4"/>
+              <w:left w:val="single" w:color="BFC7D5" w:sz="4"/>
+              <w:bottom w:val="single" w:color="BFC7D5" w:sz="4"/>
+              <w:right w:val="single" w:color="BFC7D5" w:sz="4"/>
+            </w:tcBorders>
+            <w:tcMar>
+              <w:top w:type="dxa" w:w="60"/>
+              <w:left w:type="dxa" w:w="90"/>
+              <w:bottom w:type="dxa" w:w="60"/>
+              <w:right w:type="dxa" w:w="90"/>
+            </w:tcMar>
+          </w:tcPr>
+          <w:p>
+            <w:r>
+              <w:rPr>
+                <w:b w:val="false"/>
+                <w:bCs w:val="false"/>
+                <w:color w:val="222222"/>
+                <w:sz w:val="17"/>
+                <w:szCs w:val="17"/>
+              </w:rPr>
+              <w:t xml:space="preserve">All executable cases pass</w:t>
+            </w:r>
+          </w:p>
+        </w:tc>
+      </w:tr>
+    </w:tbl>
+    <w:p>
+      <w:pPr>
+        <w:spacing w:after="120"/>
+      </w:pPr>
+    </w:p>
+    <w:p>
+      <w:pPr>
+        <w:pStyle w:val="Heading1"/>
+      </w:pPr>
+      <w:r>
+        <w:t xml:space="preserve">Final summary (run 4, v1.4.1)</w:t>
       </w:r>
     </w:p>
     <w:tbl>
@@ -740,7 +1369,7 @@
                 <w:sz w:val="17"/>
                 <w:szCs w:val="17"/>
               </w:rPr>
-              <w:t xml:space="preserve">Fail</w:t>
+              <w:t xml:space="preserve">Pass</w:t>
             </w:r>
           </w:p>
         </w:tc>
@@ -769,67 +1398,7 @@
                 <w:sz w:val="17"/>
                 <w:szCs w:val="17"/>
               </w:rPr>
-              <w:t xml:space="preserve">4</w:t>
-            </w:r>
-          </w:p>
-        </w:tc>
-      </w:tr>
-      <w:tr>
-        <w:tc>
-          <w:tcPr>
-            <w:tcW w:type="dxa" w:w="4680"/>
-            <w:tcBorders>
-              <w:top w:val="single" w:color="BFC7D5" w:sz="4"/>
-              <w:left w:val="single" w:color="BFC7D5" w:sz="4"/>
-              <w:bottom w:val="single" w:color="BFC7D5" w:sz="4"/>
-              <w:right w:val="single" w:color="BFC7D5" w:sz="4"/>
-            </w:tcBorders>
-            <w:tcMar>
-              <w:top w:type="dxa" w:w="60"/>
-              <w:left w:type="dxa" w:w="90"/>
-              <w:bottom w:type="dxa" w:w="60"/>
-              <w:right w:type="dxa" w:w="90"/>
-            </w:tcMar>
-          </w:tcPr>
-          <w:p>
-            <w:r>
-              <w:rPr>
-                <w:b w:val="false"/>
-                <w:bCs w:val="false"/>
-                <w:color w:val="222222"/>
-                <w:sz w:val="17"/>
-                <w:szCs w:val="17"/>
-              </w:rPr>
-              <w:t xml:space="preserve">Pass</w:t>
-            </w:r>
-          </w:p>
-        </w:tc>
-        <w:tc>
-          <w:tcPr>
-            <w:tcW w:type="dxa" w:w="4680"/>
-            <w:tcBorders>
-              <w:top w:val="single" w:color="BFC7D5" w:sz="4"/>
-              <w:left w:val="single" w:color="BFC7D5" w:sz="4"/>
-              <w:bottom w:val="single" w:color="BFC7D5" w:sz="4"/>
-              <w:right w:val="single" w:color="BFC7D5" w:sz="4"/>
-            </w:tcBorders>
-            <w:tcMar>
-              <w:top w:type="dxa" w:w="60"/>
-              <w:left w:type="dxa" w:w="90"/>
-              <w:bottom w:type="dxa" w:w="60"/>
-              <w:right w:type="dxa" w:w="90"/>
-            </w:tcMar>
-          </w:tcPr>
-          <w:p>
-            <w:r>
-              <w:rPr>
-                <w:b w:val="false"/>
-                <w:bCs w:val="false"/>
-                <w:color w:val="222222"/>
-                <w:sz w:val="17"/>
-                <w:szCs w:val="17"/>
-              </w:rPr>
-              <w:t xml:space="preserve">7</w:t>
+              <w:t xml:space="preserve">11</w:t>
             </w:r>
           </w:p>
         </w:tc>
@@ -981,12 +1550,13 @@
         </w:tblBorders>
       </w:tblPr>
       <w:tblGrid>
-        <w:gridCol w:w="1500"/>
-        <w:gridCol w:w="2900"/>
-        <w:gridCol w:w="1500"/>
-        <w:gridCol w:w="1100"/>
-        <w:gridCol w:w="1060"/>
+        <w:gridCol w:w="1450"/>
+        <w:gridCol w:w="2600"/>
         <w:gridCol w:w="1300"/>
+        <w:gridCol w:w="900"/>
+        <w:gridCol w:w="950"/>
+        <w:gridCol w:w="950"/>
+        <w:gridCol w:w="1210"/>
       </w:tblGrid>
       <w:tr>
         <w:trPr>
@@ -994,7 +1564,7 @@
         </w:trPr>
         <w:tc>
           <w:tcPr>
-            <w:tcW w:type="dxa" w:w="1500"/>
+            <w:tcW w:type="dxa" w:w="1450"/>
             <w:tcBorders>
               <w:top w:val="single" w:color="BFC7D5" w:sz="4"/>
               <w:left w:val="single" w:color="BFC7D5" w:sz="4"/>
@@ -1024,7 +1594,7 @@
         </w:tc>
         <w:tc>
           <w:tcPr>
-            <w:tcW w:type="dxa" w:w="2900"/>
+            <w:tcW w:type="dxa" w:w="2600"/>
             <w:tcBorders>
               <w:top w:val="single" w:color="BFC7D5" w:sz="4"/>
               <w:left w:val="single" w:color="BFC7D5" w:sz="4"/>
@@ -1054,7 +1624,7 @@
         </w:tc>
         <w:tc>
           <w:tcPr>
-            <w:tcW w:type="dxa" w:w="1500"/>
+            <w:tcW w:type="dxa" w:w="1300"/>
             <w:tcBorders>
               <w:top w:val="single" w:color="BFC7D5" w:sz="4"/>
               <w:left w:val="single" w:color="BFC7D5" w:sz="4"/>
@@ -1084,7 +1654,7 @@
         </w:tc>
         <w:tc>
           <w:tcPr>
-            <w:tcW w:type="dxa" w:w="1100"/>
+            <w:tcW w:type="dxa" w:w="900"/>
             <w:tcBorders>
               <w:top w:val="single" w:color="BFC7D5" w:sz="4"/>
               <w:left w:val="single" w:color="BFC7D5" w:sz="4"/>
@@ -1114,7 +1684,7 @@
         </w:tc>
         <w:tc>
           <w:tcPr>
-            <w:tcW w:type="dxa" w:w="1060"/>
+            <w:tcW w:type="dxa" w:w="950"/>
             <w:tcBorders>
               <w:top w:val="single" w:color="BFC7D5" w:sz="4"/>
               <w:left w:val="single" w:color="BFC7D5" w:sz="4"/>
@@ -1138,13 +1708,13 @@
                 <w:sz w:val="17"/>
                 <w:szCs w:val="17"/>
               </w:rPr>
-              <w:t xml:space="preserve">Result</w:t>
-            </w:r>
-          </w:p>
-        </w:tc>
-        <w:tc>
-          <w:tcPr>
-            <w:tcW w:type="dxa" w:w="1300"/>
+              <w:t xml:space="preserve">Initial</w:t>
+            </w:r>
+          </w:p>
+        </w:tc>
+        <w:tc>
+          <w:tcPr>
+            <w:tcW w:type="dxa" w:w="950"/>
             <w:tcBorders>
               <w:top w:val="single" w:color="BFC7D5" w:sz="4"/>
               <w:left w:val="single" w:color="BFC7D5" w:sz="4"/>
@@ -1168,6 +1738,36 @@
                 <w:sz w:val="17"/>
                 <w:szCs w:val="17"/>
               </w:rPr>
+              <w:t xml:space="preserve">Final</w:t>
+            </w:r>
+          </w:p>
+        </w:tc>
+        <w:tc>
+          <w:tcPr>
+            <w:tcW w:type="dxa" w:w="1210"/>
+            <w:tcBorders>
+              <w:top w:val="single" w:color="BFC7D5" w:sz="4"/>
+              <w:left w:val="single" w:color="BFC7D5" w:sz="4"/>
+              <w:bottom w:val="single" w:color="BFC7D5" w:sz="4"/>
+              <w:right w:val="single" w:color="BFC7D5" w:sz="4"/>
+            </w:tcBorders>
+            <w:shd w:fill="1F3A5F" w:color="auto" w:val="clear"/>
+            <w:tcMar>
+              <w:top w:type="dxa" w:w="60"/>
+              <w:left w:type="dxa" w:w="90"/>
+              <w:bottom w:type="dxa" w:w="60"/>
+              <w:right w:type="dxa" w:w="90"/>
+            </w:tcMar>
+          </w:tcPr>
+          <w:p>
+            <w:r>
+              <w:rPr>
+                <w:b/>
+                <w:bCs/>
+                <w:color w:val="FFFFFF"/>
+                <w:sz w:val="17"/>
+                <w:szCs w:val="17"/>
+              </w:rPr>
               <w:t xml:space="preserve">Defects</w:t>
             </w:r>
           </w:p>
@@ -1176,7 +1776,7 @@
       <w:tr>
         <w:tc>
           <w:tcPr>
-            <w:tcW w:type="dxa" w:w="1500"/>
+            <w:tcW w:type="dxa" w:w="1450"/>
             <w:tcBorders>
               <w:top w:val="single" w:color="BFC7D5" w:sz="4"/>
               <w:left w:val="single" w:color="BFC7D5" w:sz="4"/>
@@ -1205,7 +1805,7 @@
         </w:tc>
         <w:tc>
           <w:tcPr>
-            <w:tcW w:type="dxa" w:w="2900"/>
+            <w:tcW w:type="dxa" w:w="2600"/>
             <w:tcBorders>
               <w:top w:val="single" w:color="BFC7D5" w:sz="4"/>
               <w:left w:val="single" w:color="BFC7D5" w:sz="4"/>
@@ -1234,7 +1834,7 @@
         </w:tc>
         <w:tc>
           <w:tcPr>
-            <w:tcW w:type="dxa" w:w="1500"/>
+            <w:tcW w:type="dxa" w:w="1300"/>
             <w:tcBorders>
               <w:top w:val="single" w:color="BFC7D5" w:sz="4"/>
               <w:left w:val="single" w:color="BFC7D5" w:sz="4"/>
@@ -1263,7 +1863,7 @@
         </w:tc>
         <w:tc>
           <w:tcPr>
-            <w:tcW w:type="dxa" w:w="1100"/>
+            <w:tcW w:type="dxa" w:w="900"/>
             <w:tcBorders>
               <w:top w:val="single" w:color="BFC7D5" w:sz="4"/>
               <w:left w:val="single" w:color="BFC7D5" w:sz="4"/>
@@ -1292,7 +1892,7 @@
         </w:tc>
         <w:tc>
           <w:tcPr>
-            <w:tcW w:type="dxa" w:w="1060"/>
+            <w:tcW w:type="dxa" w:w="950"/>
             <w:tcBorders>
               <w:top w:val="single" w:color="BFC7D5" w:sz="4"/>
               <w:left w:val="single" w:color="BFC7D5" w:sz="4"/>
@@ -1321,7 +1921,36 @@
         </w:tc>
         <w:tc>
           <w:tcPr>
-            <w:tcW w:type="dxa" w:w="1300"/>
+            <w:tcW w:type="dxa" w:w="950"/>
+            <w:tcBorders>
+              <w:top w:val="single" w:color="BFC7D5" w:sz="4"/>
+              <w:left w:val="single" w:color="BFC7D5" w:sz="4"/>
+              <w:bottom w:val="single" w:color="BFC7D5" w:sz="4"/>
+              <w:right w:val="single" w:color="BFC7D5" w:sz="4"/>
+            </w:tcBorders>
+            <w:tcMar>
+              <w:top w:type="dxa" w:w="60"/>
+              <w:left w:type="dxa" w:w="90"/>
+              <w:bottom w:type="dxa" w:w="60"/>
+              <w:right w:type="dxa" w:w="90"/>
+            </w:tcMar>
+          </w:tcPr>
+          <w:p>
+            <w:r>
+              <w:rPr>
+                <w:b w:val="false"/>
+                <w:bCs w:val="false"/>
+                <w:color w:val="222222"/>
+                <w:sz w:val="17"/>
+                <w:szCs w:val="17"/>
+              </w:rPr>
+              <w:t xml:space="preserve">Pass</w:t>
+            </w:r>
+          </w:p>
+        </w:tc>
+        <w:tc>
+          <w:tcPr>
+            <w:tcW w:type="dxa" w:w="1210"/>
             <w:tcBorders>
               <w:top w:val="single" w:color="BFC7D5" w:sz="4"/>
               <w:left w:val="single" w:color="BFC7D5" w:sz="4"/>
@@ -1352,7 +1981,7 @@
       <w:tr>
         <w:tc>
           <w:tcPr>
-            <w:tcW w:type="dxa" w:w="1500"/>
+            <w:tcW w:type="dxa" w:w="1450"/>
             <w:tcBorders>
               <w:top w:val="single" w:color="BFC7D5" w:sz="4"/>
               <w:left w:val="single" w:color="BFC7D5" w:sz="4"/>
@@ -1381,7 +2010,7 @@
         </w:tc>
         <w:tc>
           <w:tcPr>
-            <w:tcW w:type="dxa" w:w="2900"/>
+            <w:tcW w:type="dxa" w:w="2600"/>
             <w:tcBorders>
               <w:top w:val="single" w:color="BFC7D5" w:sz="4"/>
               <w:left w:val="single" w:color="BFC7D5" w:sz="4"/>
@@ -1410,7 +2039,7 @@
         </w:tc>
         <w:tc>
           <w:tcPr>
-            <w:tcW w:type="dxa" w:w="1500"/>
+            <w:tcW w:type="dxa" w:w="1300"/>
             <w:tcBorders>
               <w:top w:val="single" w:color="BFC7D5" w:sz="4"/>
               <w:left w:val="single" w:color="BFC7D5" w:sz="4"/>
@@ -1439,7 +2068,7 @@
         </w:tc>
         <w:tc>
           <w:tcPr>
-            <w:tcW w:type="dxa" w:w="1100"/>
+            <w:tcW w:type="dxa" w:w="900"/>
             <w:tcBorders>
               <w:top w:val="single" w:color="BFC7D5" w:sz="4"/>
               <w:left w:val="single" w:color="BFC7D5" w:sz="4"/>
@@ -1468,7 +2097,7 @@
         </w:tc>
         <w:tc>
           <w:tcPr>
-            <w:tcW w:type="dxa" w:w="1060"/>
+            <w:tcW w:type="dxa" w:w="950"/>
             <w:tcBorders>
               <w:top w:val="single" w:color="BFC7D5" w:sz="4"/>
               <w:left w:val="single" w:color="BFC7D5" w:sz="4"/>
@@ -1497,7 +2126,36 @@
         </w:tc>
         <w:tc>
           <w:tcPr>
-            <w:tcW w:type="dxa" w:w="1300"/>
+            <w:tcW w:type="dxa" w:w="950"/>
+            <w:tcBorders>
+              <w:top w:val="single" w:color="BFC7D5" w:sz="4"/>
+              <w:left w:val="single" w:color="BFC7D5" w:sz="4"/>
+              <w:bottom w:val="single" w:color="BFC7D5" w:sz="4"/>
+              <w:right w:val="single" w:color="BFC7D5" w:sz="4"/>
+            </w:tcBorders>
+            <w:tcMar>
+              <w:top w:type="dxa" w:w="60"/>
+              <w:left w:type="dxa" w:w="90"/>
+              <w:bottom w:type="dxa" w:w="60"/>
+              <w:right w:type="dxa" w:w="90"/>
+            </w:tcMar>
+          </w:tcPr>
+          <w:p>
+            <w:r>
+              <w:rPr>
+                <w:b w:val="false"/>
+                <w:bCs w:val="false"/>
+                <w:color w:val="222222"/>
+                <w:sz w:val="17"/>
+                <w:szCs w:val="17"/>
+              </w:rPr>
+              <w:t xml:space="preserve">Pass</w:t>
+            </w:r>
+          </w:p>
+        </w:tc>
+        <w:tc>
+          <w:tcPr>
+            <w:tcW w:type="dxa" w:w="1210"/>
             <w:tcBorders>
               <w:top w:val="single" w:color="BFC7D5" w:sz="4"/>
               <w:left w:val="single" w:color="BFC7D5" w:sz="4"/>
@@ -1528,7 +2186,7 @@
       <w:tr>
         <w:tc>
           <w:tcPr>
-            <w:tcW w:type="dxa" w:w="1500"/>
+            <w:tcW w:type="dxa" w:w="1450"/>
             <w:tcBorders>
               <w:top w:val="single" w:color="BFC7D5" w:sz="4"/>
               <w:left w:val="single" w:color="BFC7D5" w:sz="4"/>
@@ -1557,7 +2215,7 @@
         </w:tc>
         <w:tc>
           <w:tcPr>
-            <w:tcW w:type="dxa" w:w="2900"/>
+            <w:tcW w:type="dxa" w:w="2600"/>
             <w:tcBorders>
               <w:top w:val="single" w:color="BFC7D5" w:sz="4"/>
               <w:left w:val="single" w:color="BFC7D5" w:sz="4"/>
@@ -1586,7 +2244,7 @@
         </w:tc>
         <w:tc>
           <w:tcPr>
-            <w:tcW w:type="dxa" w:w="1500"/>
+            <w:tcW w:type="dxa" w:w="1300"/>
             <w:tcBorders>
               <w:top w:val="single" w:color="BFC7D5" w:sz="4"/>
               <w:left w:val="single" w:color="BFC7D5" w:sz="4"/>
@@ -1615,7 +2273,7 @@
         </w:tc>
         <w:tc>
           <w:tcPr>
-            <w:tcW w:type="dxa" w:w="1100"/>
+            <w:tcW w:type="dxa" w:w="900"/>
             <w:tcBorders>
               <w:top w:val="single" w:color="BFC7D5" w:sz="4"/>
               <w:left w:val="single" w:color="BFC7D5" w:sz="4"/>
@@ -1644,7 +2302,7 @@
         </w:tc>
         <w:tc>
           <w:tcPr>
-            <w:tcW w:type="dxa" w:w="1060"/>
+            <w:tcW w:type="dxa" w:w="950"/>
             <w:tcBorders>
               <w:top w:val="single" w:color="BFC7D5" w:sz="4"/>
               <w:left w:val="single" w:color="BFC7D5" w:sz="4"/>
@@ -1673,7 +2331,36 @@
         </w:tc>
         <w:tc>
           <w:tcPr>
-            <w:tcW w:type="dxa" w:w="1300"/>
+            <w:tcW w:type="dxa" w:w="950"/>
+            <w:tcBorders>
+              <w:top w:val="single" w:color="BFC7D5" w:sz="4"/>
+              <w:left w:val="single" w:color="BFC7D5" w:sz="4"/>
+              <w:bottom w:val="single" w:color="BFC7D5" w:sz="4"/>
+              <w:right w:val="single" w:color="BFC7D5" w:sz="4"/>
+            </w:tcBorders>
+            <w:tcMar>
+              <w:top w:type="dxa" w:w="60"/>
+              <w:left w:type="dxa" w:w="90"/>
+              <w:bottom w:type="dxa" w:w="60"/>
+              <w:right w:type="dxa" w:w="90"/>
+            </w:tcMar>
+          </w:tcPr>
+          <w:p>
+            <w:r>
+              <w:rPr>
+                <w:b w:val="false"/>
+                <w:bCs w:val="false"/>
+                <w:color w:val="222222"/>
+                <w:sz w:val="17"/>
+                <w:szCs w:val="17"/>
+              </w:rPr>
+              <w:t xml:space="preserve">Pass</w:t>
+            </w:r>
+          </w:p>
+        </w:tc>
+        <w:tc>
+          <w:tcPr>
+            <w:tcW w:type="dxa" w:w="1210"/>
             <w:tcBorders>
               <w:top w:val="single" w:color="BFC7D5" w:sz="4"/>
               <w:left w:val="single" w:color="BFC7D5" w:sz="4"/>
@@ -1704,7 +2391,7 @@
       <w:tr>
         <w:tc>
           <w:tcPr>
-            <w:tcW w:type="dxa" w:w="1500"/>
+            <w:tcW w:type="dxa" w:w="1450"/>
             <w:tcBorders>
               <w:top w:val="single" w:color="BFC7D5" w:sz="4"/>
               <w:left w:val="single" w:color="BFC7D5" w:sz="4"/>
@@ -1733,7 +2420,7 @@
         </w:tc>
         <w:tc>
           <w:tcPr>
-            <w:tcW w:type="dxa" w:w="2900"/>
+            <w:tcW w:type="dxa" w:w="2600"/>
             <w:tcBorders>
               <w:top w:val="single" w:color="BFC7D5" w:sz="4"/>
               <w:left w:val="single" w:color="BFC7D5" w:sz="4"/>
@@ -1762,7 +2449,7 @@
         </w:tc>
         <w:tc>
           <w:tcPr>
-            <w:tcW w:type="dxa" w:w="1500"/>
+            <w:tcW w:type="dxa" w:w="1300"/>
             <w:tcBorders>
               <w:top w:val="single" w:color="BFC7D5" w:sz="4"/>
               <w:left w:val="single" w:color="BFC7D5" w:sz="4"/>
@@ -1791,7 +2478,7 @@
         </w:tc>
         <w:tc>
           <w:tcPr>
-            <w:tcW w:type="dxa" w:w="1100"/>
+            <w:tcW w:type="dxa" w:w="900"/>
             <w:tcBorders>
               <w:top w:val="single" w:color="BFC7D5" w:sz="4"/>
               <w:left w:val="single" w:color="BFC7D5" w:sz="4"/>
@@ -1820,7 +2507,7 @@
         </w:tc>
         <w:tc>
           <w:tcPr>
-            <w:tcW w:type="dxa" w:w="1060"/>
+            <w:tcW w:type="dxa" w:w="950"/>
             <w:tcBorders>
               <w:top w:val="single" w:color="BFC7D5" w:sz="4"/>
               <w:left w:val="single" w:color="BFC7D5" w:sz="4"/>
@@ -1849,7 +2536,36 @@
         </w:tc>
         <w:tc>
           <w:tcPr>
-            <w:tcW w:type="dxa" w:w="1300"/>
+            <w:tcW w:type="dxa" w:w="950"/>
+            <w:tcBorders>
+              <w:top w:val="single" w:color="BFC7D5" w:sz="4"/>
+              <w:left w:val="single" w:color="BFC7D5" w:sz="4"/>
+              <w:bottom w:val="single" w:color="BFC7D5" w:sz="4"/>
+              <w:right w:val="single" w:color="BFC7D5" w:sz="4"/>
+            </w:tcBorders>
+            <w:tcMar>
+              <w:top w:type="dxa" w:w="60"/>
+              <w:left w:type="dxa" w:w="90"/>
+              <w:bottom w:type="dxa" w:w="60"/>
+              <w:right w:type="dxa" w:w="90"/>
+            </w:tcMar>
+          </w:tcPr>
+          <w:p>
+            <w:r>
+              <w:rPr>
+                <w:b w:val="false"/>
+                <w:bCs w:val="false"/>
+                <w:color w:val="222222"/>
+                <w:sz w:val="17"/>
+                <w:szCs w:val="17"/>
+              </w:rPr>
+              <w:t xml:space="preserve">Pass</w:t>
+            </w:r>
+          </w:p>
+        </w:tc>
+        <w:tc>
+          <w:tcPr>
+            <w:tcW w:type="dxa" w:w="1210"/>
             <w:tcBorders>
               <w:top w:val="single" w:color="BFC7D5" w:sz="4"/>
               <w:left w:val="single" w:color="BFC7D5" w:sz="4"/>
@@ -1880,7 +2596,7 @@
       <w:tr>
         <w:tc>
           <w:tcPr>
-            <w:tcW w:type="dxa" w:w="1500"/>
+            <w:tcW w:type="dxa" w:w="1450"/>
             <w:tcBorders>
               <w:top w:val="single" w:color="BFC7D5" w:sz="4"/>
               <w:left w:val="single" w:color="BFC7D5" w:sz="4"/>
@@ -1909,7 +2625,7 @@
         </w:tc>
         <w:tc>
           <w:tcPr>
-            <w:tcW w:type="dxa" w:w="2900"/>
+            <w:tcW w:type="dxa" w:w="2600"/>
             <w:tcBorders>
               <w:top w:val="single" w:color="BFC7D5" w:sz="4"/>
               <w:left w:val="single" w:color="BFC7D5" w:sz="4"/>
@@ -1938,7 +2654,7 @@
         </w:tc>
         <w:tc>
           <w:tcPr>
-            <w:tcW w:type="dxa" w:w="1500"/>
+            <w:tcW w:type="dxa" w:w="1300"/>
             <w:tcBorders>
               <w:top w:val="single" w:color="BFC7D5" w:sz="4"/>
               <w:left w:val="single" w:color="BFC7D5" w:sz="4"/>
@@ -1967,7 +2683,7 @@
         </w:tc>
         <w:tc>
           <w:tcPr>
-            <w:tcW w:type="dxa" w:w="1100"/>
+            <w:tcW w:type="dxa" w:w="900"/>
             <w:tcBorders>
               <w:top w:val="single" w:color="BFC7D5" w:sz="4"/>
               <w:left w:val="single" w:color="BFC7D5" w:sz="4"/>
@@ -1996,7 +2712,7 @@
         </w:tc>
         <w:tc>
           <w:tcPr>
-            <w:tcW w:type="dxa" w:w="1060"/>
+            <w:tcW w:type="dxa" w:w="950"/>
             <w:tcBorders>
               <w:top w:val="single" w:color="BFC7D5" w:sz="4"/>
               <w:left w:val="single" w:color="BFC7D5" w:sz="4"/>
@@ -2025,7 +2741,36 @@
         </w:tc>
         <w:tc>
           <w:tcPr>
-            <w:tcW w:type="dxa" w:w="1300"/>
+            <w:tcW w:type="dxa" w:w="950"/>
+            <w:tcBorders>
+              <w:top w:val="single" w:color="BFC7D5" w:sz="4"/>
+              <w:left w:val="single" w:color="BFC7D5" w:sz="4"/>
+              <w:bottom w:val="single" w:color="BFC7D5" w:sz="4"/>
+              <w:right w:val="single" w:color="BFC7D5" w:sz="4"/>
+            </w:tcBorders>
+            <w:tcMar>
+              <w:top w:type="dxa" w:w="60"/>
+              <w:left w:type="dxa" w:w="90"/>
+              <w:bottom w:type="dxa" w:w="60"/>
+              <w:right w:type="dxa" w:w="90"/>
+            </w:tcMar>
+          </w:tcPr>
+          <w:p>
+            <w:r>
+              <w:rPr>
+                <w:b w:val="false"/>
+                <w:bCs w:val="false"/>
+                <w:color w:val="222222"/>
+                <w:sz w:val="17"/>
+                <w:szCs w:val="17"/>
+              </w:rPr>
+              <w:t xml:space="preserve">Pass</w:t>
+            </w:r>
+          </w:p>
+        </w:tc>
+        <w:tc>
+          <w:tcPr>
+            <w:tcW w:type="dxa" w:w="1210"/>
             <w:tcBorders>
               <w:top w:val="single" w:color="BFC7D5" w:sz="4"/>
               <w:left w:val="single" w:color="BFC7D5" w:sz="4"/>
@@ -2056,7 +2801,7 @@
       <w:tr>
         <w:tc>
           <w:tcPr>
-            <w:tcW w:type="dxa" w:w="1500"/>
+            <w:tcW w:type="dxa" w:w="1450"/>
             <w:tcBorders>
               <w:top w:val="single" w:color="BFC7D5" w:sz="4"/>
               <w:left w:val="single" w:color="BFC7D5" w:sz="4"/>
@@ -2085,7 +2830,7 @@
         </w:tc>
         <w:tc>
           <w:tcPr>
-            <w:tcW w:type="dxa" w:w="2900"/>
+            <w:tcW w:type="dxa" w:w="2600"/>
             <w:tcBorders>
               <w:top w:val="single" w:color="BFC7D5" w:sz="4"/>
               <w:left w:val="single" w:color="BFC7D5" w:sz="4"/>
@@ -2114,7 +2859,7 @@
         </w:tc>
         <w:tc>
           <w:tcPr>
-            <w:tcW w:type="dxa" w:w="1500"/>
+            <w:tcW w:type="dxa" w:w="1300"/>
             <w:tcBorders>
               <w:top w:val="single" w:color="BFC7D5" w:sz="4"/>
               <w:left w:val="single" w:color="BFC7D5" w:sz="4"/>
@@ -2143,7 +2888,7 @@
         </w:tc>
         <w:tc>
           <w:tcPr>
-            <w:tcW w:type="dxa" w:w="1100"/>
+            <w:tcW w:type="dxa" w:w="900"/>
             <w:tcBorders>
               <w:top w:val="single" w:color="BFC7D5" w:sz="4"/>
               <w:left w:val="single" w:color="BFC7D5" w:sz="4"/>
@@ -2172,7 +2917,7 @@
         </w:tc>
         <w:tc>
           <w:tcPr>
-            <w:tcW w:type="dxa" w:w="1060"/>
+            <w:tcW w:type="dxa" w:w="950"/>
             <w:tcBorders>
               <w:top w:val="single" w:color="BFC7D5" w:sz="4"/>
               <w:left w:val="single" w:color="BFC7D5" w:sz="4"/>
@@ -2201,7 +2946,36 @@
         </w:tc>
         <w:tc>
           <w:tcPr>
-            <w:tcW w:type="dxa" w:w="1300"/>
+            <w:tcW w:type="dxa" w:w="950"/>
+            <w:tcBorders>
+              <w:top w:val="single" w:color="BFC7D5" w:sz="4"/>
+              <w:left w:val="single" w:color="BFC7D5" w:sz="4"/>
+              <w:bottom w:val="single" w:color="BFC7D5" w:sz="4"/>
+              <w:right w:val="single" w:color="BFC7D5" w:sz="4"/>
+            </w:tcBorders>
+            <w:tcMar>
+              <w:top w:type="dxa" w:w="60"/>
+              <w:left w:type="dxa" w:w="90"/>
+              <w:bottom w:type="dxa" w:w="60"/>
+              <w:right w:type="dxa" w:w="90"/>
+            </w:tcMar>
+          </w:tcPr>
+          <w:p>
+            <w:r>
+              <w:rPr>
+                <w:b w:val="false"/>
+                <w:bCs w:val="false"/>
+                <w:color w:val="222222"/>
+                <w:sz w:val="17"/>
+                <w:szCs w:val="17"/>
+              </w:rPr>
+              <w:t xml:space="preserve">Pass</w:t>
+            </w:r>
+          </w:p>
+        </w:tc>
+        <w:tc>
+          <w:tcPr>
+            <w:tcW w:type="dxa" w:w="1210"/>
             <w:tcBorders>
               <w:top w:val="single" w:color="BFC7D5" w:sz="4"/>
               <w:left w:val="single" w:color="BFC7D5" w:sz="4"/>
@@ -2232,7 +3006,7 @@
       <w:tr>
         <w:tc>
           <w:tcPr>
-            <w:tcW w:type="dxa" w:w="1500"/>
+            <w:tcW w:type="dxa" w:w="1450"/>
             <w:tcBorders>
               <w:top w:val="single" w:color="BFC7D5" w:sz="4"/>
               <w:left w:val="single" w:color="BFC7D5" w:sz="4"/>
@@ -2261,7 +3035,7 @@
         </w:tc>
         <w:tc>
           <w:tcPr>
-            <w:tcW w:type="dxa" w:w="2900"/>
+            <w:tcW w:type="dxa" w:w="2600"/>
             <w:tcBorders>
               <w:top w:val="single" w:color="BFC7D5" w:sz="4"/>
               <w:left w:val="single" w:color="BFC7D5" w:sz="4"/>
@@ -2290,7 +3064,7 @@
         </w:tc>
         <w:tc>
           <w:tcPr>
-            <w:tcW w:type="dxa" w:w="1500"/>
+            <w:tcW w:type="dxa" w:w="1300"/>
             <w:tcBorders>
               <w:top w:val="single" w:color="BFC7D5" w:sz="4"/>
               <w:left w:val="single" w:color="BFC7D5" w:sz="4"/>
@@ -2319,7 +3093,7 @@
         </w:tc>
         <w:tc>
           <w:tcPr>
-            <w:tcW w:type="dxa" w:w="1100"/>
+            <w:tcW w:type="dxa" w:w="900"/>
             <w:tcBorders>
               <w:top w:val="single" w:color="BFC7D5" w:sz="4"/>
               <w:left w:val="single" w:color="BFC7D5" w:sz="4"/>
@@ -2348,7 +3122,7 @@
         </w:tc>
         <w:tc>
           <w:tcPr>
-            <w:tcW w:type="dxa" w:w="1060"/>
+            <w:tcW w:type="dxa" w:w="950"/>
             <w:tcBorders>
               <w:top w:val="single" w:color="BFC7D5" w:sz="4"/>
               <w:left w:val="single" w:color="BFC7D5" w:sz="4"/>
@@ -2377,7 +3151,36 @@
         </w:tc>
         <w:tc>
           <w:tcPr>
-            <w:tcW w:type="dxa" w:w="1300"/>
+            <w:tcW w:type="dxa" w:w="950"/>
+            <w:tcBorders>
+              <w:top w:val="single" w:color="BFC7D5" w:sz="4"/>
+              <w:left w:val="single" w:color="BFC7D5" w:sz="4"/>
+              <w:bottom w:val="single" w:color="BFC7D5" w:sz="4"/>
+              <w:right w:val="single" w:color="BFC7D5" w:sz="4"/>
+            </w:tcBorders>
+            <w:tcMar>
+              <w:top w:type="dxa" w:w="60"/>
+              <w:left w:type="dxa" w:w="90"/>
+              <w:bottom w:type="dxa" w:w="60"/>
+              <w:right w:type="dxa" w:w="90"/>
+            </w:tcMar>
+          </w:tcPr>
+          <w:p>
+            <w:r>
+              <w:rPr>
+                <w:b w:val="false"/>
+                <w:bCs w:val="false"/>
+                <w:color w:val="222222"/>
+                <w:sz w:val="17"/>
+                <w:szCs w:val="17"/>
+              </w:rPr>
+              <w:t xml:space="preserve">Pass</w:t>
+            </w:r>
+          </w:p>
+        </w:tc>
+        <w:tc>
+          <w:tcPr>
+            <w:tcW w:type="dxa" w:w="1210"/>
             <w:tcBorders>
               <w:top w:val="single" w:color="BFC7D5" w:sz="4"/>
               <w:left w:val="single" w:color="BFC7D5" w:sz="4"/>
@@ -2408,7 +3211,7 @@
       <w:tr>
         <w:tc>
           <w:tcPr>
-            <w:tcW w:type="dxa" w:w="1500"/>
+            <w:tcW w:type="dxa" w:w="1450"/>
             <w:tcBorders>
               <w:top w:val="single" w:color="BFC7D5" w:sz="4"/>
               <w:left w:val="single" w:color="BFC7D5" w:sz="4"/>
@@ -2437,7 +3240,7 @@
         </w:tc>
         <w:tc>
           <w:tcPr>
-            <w:tcW w:type="dxa" w:w="2900"/>
+            <w:tcW w:type="dxa" w:w="2600"/>
             <w:tcBorders>
               <w:top w:val="single" w:color="BFC7D5" w:sz="4"/>
               <w:left w:val="single" w:color="BFC7D5" w:sz="4"/>
@@ -2466,7 +3269,7 @@
         </w:tc>
         <w:tc>
           <w:tcPr>
-            <w:tcW w:type="dxa" w:w="1500"/>
+            <w:tcW w:type="dxa" w:w="1300"/>
             <w:tcBorders>
               <w:top w:val="single" w:color="BFC7D5" w:sz="4"/>
               <w:left w:val="single" w:color="BFC7D5" w:sz="4"/>
@@ -2495,7 +3298,7 @@
         </w:tc>
         <w:tc>
           <w:tcPr>
-            <w:tcW w:type="dxa" w:w="1100"/>
+            <w:tcW w:type="dxa" w:w="900"/>
             <w:tcBorders>
               <w:top w:val="single" w:color="BFC7D5" w:sz="4"/>
               <w:left w:val="single" w:color="BFC7D5" w:sz="4"/>
@@ -2524,7 +3327,7 @@
         </w:tc>
         <w:tc>
           <w:tcPr>
-            <w:tcW w:type="dxa" w:w="1060"/>
+            <w:tcW w:type="dxa" w:w="950"/>
             <w:tcBorders>
               <w:top w:val="single" w:color="BFC7D5" w:sz="4"/>
               <w:left w:val="single" w:color="BFC7D5" w:sz="4"/>
@@ -2553,7 +3356,36 @@
         </w:tc>
         <w:tc>
           <w:tcPr>
-            <w:tcW w:type="dxa" w:w="1300"/>
+            <w:tcW w:type="dxa" w:w="950"/>
+            <w:tcBorders>
+              <w:top w:val="single" w:color="BFC7D5" w:sz="4"/>
+              <w:left w:val="single" w:color="BFC7D5" w:sz="4"/>
+              <w:bottom w:val="single" w:color="BFC7D5" w:sz="4"/>
+              <w:right w:val="single" w:color="BFC7D5" w:sz="4"/>
+            </w:tcBorders>
+            <w:tcMar>
+              <w:top w:type="dxa" w:w="60"/>
+              <w:left w:type="dxa" w:w="90"/>
+              <w:bottom w:type="dxa" w:w="60"/>
+              <w:right w:type="dxa" w:w="90"/>
+            </w:tcMar>
+          </w:tcPr>
+          <w:p>
+            <w:r>
+              <w:rPr>
+                <w:b w:val="false"/>
+                <w:bCs w:val="false"/>
+                <w:color w:val="222222"/>
+                <w:sz w:val="17"/>
+                <w:szCs w:val="17"/>
+              </w:rPr>
+              <w:t xml:space="preserve">Pass</w:t>
+            </w:r>
+          </w:p>
+        </w:tc>
+        <w:tc>
+          <w:tcPr>
+            <w:tcW w:type="dxa" w:w="1210"/>
             <w:tcBorders>
               <w:top w:val="single" w:color="BFC7D5" w:sz="4"/>
               <w:left w:val="single" w:color="BFC7D5" w:sz="4"/>
@@ -2584,7 +3416,7 @@
       <w:tr>
         <w:tc>
           <w:tcPr>
-            <w:tcW w:type="dxa" w:w="1500"/>
+            <w:tcW w:type="dxa" w:w="1450"/>
             <w:tcBorders>
               <w:top w:val="single" w:color="BFC7D5" w:sz="4"/>
               <w:left w:val="single" w:color="BFC7D5" w:sz="4"/>
@@ -2613,7 +3445,7 @@
         </w:tc>
         <w:tc>
           <w:tcPr>
-            <w:tcW w:type="dxa" w:w="2900"/>
+            <w:tcW w:type="dxa" w:w="2600"/>
             <w:tcBorders>
               <w:top w:val="single" w:color="BFC7D5" w:sz="4"/>
               <w:left w:val="single" w:color="BFC7D5" w:sz="4"/>
@@ -2642,7 +3474,7 @@
         </w:tc>
         <w:tc>
           <w:tcPr>
-            <w:tcW w:type="dxa" w:w="1500"/>
+            <w:tcW w:type="dxa" w:w="1300"/>
             <w:tcBorders>
               <w:top w:val="single" w:color="BFC7D5" w:sz="4"/>
               <w:left w:val="single" w:color="BFC7D5" w:sz="4"/>
@@ -2671,7 +3503,7 @@
         </w:tc>
         <w:tc>
           <w:tcPr>
-            <w:tcW w:type="dxa" w:w="1100"/>
+            <w:tcW w:type="dxa" w:w="900"/>
             <w:tcBorders>
               <w:top w:val="single" w:color="BFC7D5" w:sz="4"/>
               <w:left w:val="single" w:color="BFC7D5" w:sz="4"/>
@@ -2700,7 +3532,7 @@
         </w:tc>
         <w:tc>
           <w:tcPr>
-            <w:tcW w:type="dxa" w:w="1060"/>
+            <w:tcW w:type="dxa" w:w="950"/>
             <w:tcBorders>
               <w:top w:val="single" w:color="BFC7D5" w:sz="4"/>
               <w:left w:val="single" w:color="BFC7D5" w:sz="4"/>
@@ -2729,7 +3561,36 @@
         </w:tc>
         <w:tc>
           <w:tcPr>
-            <w:tcW w:type="dxa" w:w="1300"/>
+            <w:tcW w:type="dxa" w:w="950"/>
+            <w:tcBorders>
+              <w:top w:val="single" w:color="BFC7D5" w:sz="4"/>
+              <w:left w:val="single" w:color="BFC7D5" w:sz="4"/>
+              <w:bottom w:val="single" w:color="BFC7D5" w:sz="4"/>
+              <w:right w:val="single" w:color="BFC7D5" w:sz="4"/>
+            </w:tcBorders>
+            <w:tcMar>
+              <w:top w:type="dxa" w:w="60"/>
+              <w:left w:type="dxa" w:w="90"/>
+              <w:bottom w:type="dxa" w:w="60"/>
+              <w:right w:type="dxa" w:w="90"/>
+            </w:tcMar>
+          </w:tcPr>
+          <w:p>
+            <w:r>
+              <w:rPr>
+                <w:b w:val="false"/>
+                <w:bCs w:val="false"/>
+                <w:color w:val="222222"/>
+                <w:sz w:val="17"/>
+                <w:szCs w:val="17"/>
+              </w:rPr>
+              <w:t xml:space="preserve">Pass</w:t>
+            </w:r>
+          </w:p>
+        </w:tc>
+        <w:tc>
+          <w:tcPr>
+            <w:tcW w:type="dxa" w:w="1210"/>
             <w:tcBorders>
               <w:top w:val="single" w:color="BFC7D5" w:sz="4"/>
               <w:left w:val="single" w:color="BFC7D5" w:sz="4"/>
@@ -2760,7 +3621,7 @@
       <w:tr>
         <w:tc>
           <w:tcPr>
-            <w:tcW w:type="dxa" w:w="1500"/>
+            <w:tcW w:type="dxa" w:w="1450"/>
             <w:tcBorders>
               <w:top w:val="single" w:color="BFC7D5" w:sz="4"/>
               <w:left w:val="single" w:color="BFC7D5" w:sz="4"/>
@@ -2789,7 +3650,7 @@
         </w:tc>
         <w:tc>
           <w:tcPr>
-            <w:tcW w:type="dxa" w:w="2900"/>
+            <w:tcW w:type="dxa" w:w="2600"/>
             <w:tcBorders>
               <w:top w:val="single" w:color="BFC7D5" w:sz="4"/>
               <w:left w:val="single" w:color="BFC7D5" w:sz="4"/>
@@ -2818,7 +3679,7 @@
         </w:tc>
         <w:tc>
           <w:tcPr>
-            <w:tcW w:type="dxa" w:w="1500"/>
+            <w:tcW w:type="dxa" w:w="1300"/>
             <w:tcBorders>
               <w:top w:val="single" w:color="BFC7D5" w:sz="4"/>
               <w:left w:val="single" w:color="BFC7D5" w:sz="4"/>
@@ -2847,7 +3708,7 @@
         </w:tc>
         <w:tc>
           <w:tcPr>
-            <w:tcW w:type="dxa" w:w="1100"/>
+            <w:tcW w:type="dxa" w:w="900"/>
             <w:tcBorders>
               <w:top w:val="single" w:color="BFC7D5" w:sz="4"/>
               <w:left w:val="single" w:color="BFC7D5" w:sz="4"/>
@@ -2876,7 +3737,7 @@
         </w:tc>
         <w:tc>
           <w:tcPr>
-            <w:tcW w:type="dxa" w:w="1060"/>
+            <w:tcW w:type="dxa" w:w="950"/>
             <w:tcBorders>
               <w:top w:val="single" w:color="BFC7D5" w:sz="4"/>
               <w:left w:val="single" w:color="BFC7D5" w:sz="4"/>
@@ -2905,7 +3766,36 @@
         </w:tc>
         <w:tc>
           <w:tcPr>
-            <w:tcW w:type="dxa" w:w="1300"/>
+            <w:tcW w:type="dxa" w:w="950"/>
+            <w:tcBorders>
+              <w:top w:val="single" w:color="BFC7D5" w:sz="4"/>
+              <w:left w:val="single" w:color="BFC7D5" w:sz="4"/>
+              <w:bottom w:val="single" w:color="BFC7D5" w:sz="4"/>
+              <w:right w:val="single" w:color="BFC7D5" w:sz="4"/>
+            </w:tcBorders>
+            <w:tcMar>
+              <w:top w:type="dxa" w:w="60"/>
+              <w:left w:type="dxa" w:w="90"/>
+              <w:bottom w:type="dxa" w:w="60"/>
+              <w:right w:type="dxa" w:w="90"/>
+            </w:tcMar>
+          </w:tcPr>
+          <w:p>
+            <w:r>
+              <w:rPr>
+                <w:b w:val="false"/>
+                <w:bCs w:val="false"/>
+                <w:color w:val="222222"/>
+                <w:sz w:val="17"/>
+                <w:szCs w:val="17"/>
+              </w:rPr>
+              <w:t xml:space="preserve">Pass</w:t>
+            </w:r>
+          </w:p>
+        </w:tc>
+        <w:tc>
+          <w:tcPr>
+            <w:tcW w:type="dxa" w:w="1210"/>
             <w:tcBorders>
               <w:top w:val="single" w:color="BFC7D5" w:sz="4"/>
               <w:left w:val="single" w:color="BFC7D5" w:sz="4"/>
@@ -2936,7 +3826,7 @@
       <w:tr>
         <w:tc>
           <w:tcPr>
-            <w:tcW w:type="dxa" w:w="1500"/>
+            <w:tcW w:type="dxa" w:w="1450"/>
             <w:tcBorders>
               <w:top w:val="single" w:color="BFC7D5" w:sz="4"/>
               <w:left w:val="single" w:color="BFC7D5" w:sz="4"/>
@@ -2965,7 +3855,7 @@
         </w:tc>
         <w:tc>
           <w:tcPr>
-            <w:tcW w:type="dxa" w:w="2900"/>
+            <w:tcW w:type="dxa" w:w="2600"/>
             <w:tcBorders>
               <w:top w:val="single" w:color="BFC7D5" w:sz="4"/>
               <w:left w:val="single" w:color="BFC7D5" w:sz="4"/>
@@ -2994,7 +3884,7 @@
         </w:tc>
         <w:tc>
           <w:tcPr>
-            <w:tcW w:type="dxa" w:w="1500"/>
+            <w:tcW w:type="dxa" w:w="1300"/>
             <w:tcBorders>
               <w:top w:val="single" w:color="BFC7D5" w:sz="4"/>
               <w:left w:val="single" w:color="BFC7D5" w:sz="4"/>
@@ -3023,7 +3913,7 @@
         </w:tc>
         <w:tc>
           <w:tcPr>
-            <w:tcW w:type="dxa" w:w="1100"/>
+            <w:tcW w:type="dxa" w:w="900"/>
             <w:tcBorders>
               <w:top w:val="single" w:color="BFC7D5" w:sz="4"/>
               <w:left w:val="single" w:color="BFC7D5" w:sz="4"/>
@@ -3052,7 +3942,7 @@
         </w:tc>
         <w:tc>
           <w:tcPr>
-            <w:tcW w:type="dxa" w:w="1060"/>
+            <w:tcW w:type="dxa" w:w="950"/>
             <w:tcBorders>
               <w:top w:val="single" w:color="BFC7D5" w:sz="4"/>
               <w:left w:val="single" w:color="BFC7D5" w:sz="4"/>
@@ -3081,7 +3971,36 @@
         </w:tc>
         <w:tc>
           <w:tcPr>
-            <w:tcW w:type="dxa" w:w="1300"/>
+            <w:tcW w:type="dxa" w:w="950"/>
+            <w:tcBorders>
+              <w:top w:val="single" w:color="BFC7D5" w:sz="4"/>
+              <w:left w:val="single" w:color="BFC7D5" w:sz="4"/>
+              <w:bottom w:val="single" w:color="BFC7D5" w:sz="4"/>
+              <w:right w:val="single" w:color="BFC7D5" w:sz="4"/>
+            </w:tcBorders>
+            <w:tcMar>
+              <w:top w:type="dxa" w:w="60"/>
+              <w:left w:type="dxa" w:w="90"/>
+              <w:bottom w:type="dxa" w:w="60"/>
+              <w:right w:type="dxa" w:w="90"/>
+            </w:tcMar>
+          </w:tcPr>
+          <w:p>
+            <w:r>
+              <w:rPr>
+                <w:b w:val="false"/>
+                <w:bCs w:val="false"/>
+                <w:color w:val="222222"/>
+                <w:sz w:val="17"/>
+                <w:szCs w:val="17"/>
+              </w:rPr>
+              <w:t xml:space="preserve">Not executed</w:t>
+            </w:r>
+          </w:p>
+        </w:tc>
+        <w:tc>
+          <w:tcPr>
+            <w:tcW w:type="dxa" w:w="1210"/>
             <w:tcBorders>
               <w:top w:val="single" w:color="BFC7D5" w:sz="4"/>
               <w:left w:val="single" w:color="BFC7D5" w:sz="4"/>
@@ -3112,7 +4031,7 @@
       <w:tr>
         <w:tc>
           <w:tcPr>
-            <w:tcW w:type="dxa" w:w="1500"/>
+            <w:tcW w:type="dxa" w:w="1450"/>
             <w:tcBorders>
               <w:top w:val="single" w:color="BFC7D5" w:sz="4"/>
               <w:left w:val="single" w:color="BFC7D5" w:sz="4"/>
@@ -3141,7 +4060,7 @@
         </w:tc>
         <w:tc>
           <w:tcPr>
-            <w:tcW w:type="dxa" w:w="2900"/>
+            <w:tcW w:type="dxa" w:w="2600"/>
             <w:tcBorders>
               <w:top w:val="single" w:color="BFC7D5" w:sz="4"/>
               <w:left w:val="single" w:color="BFC7D5" w:sz="4"/>
@@ -3170,7 +4089,7 @@
         </w:tc>
         <w:tc>
           <w:tcPr>
-            <w:tcW w:type="dxa" w:w="1500"/>
+            <w:tcW w:type="dxa" w:w="1300"/>
             <w:tcBorders>
               <w:top w:val="single" w:color="BFC7D5" w:sz="4"/>
               <w:left w:val="single" w:color="BFC7D5" w:sz="4"/>
@@ -3199,7 +4118,7 @@
         </w:tc>
         <w:tc>
           <w:tcPr>
-            <w:tcW w:type="dxa" w:w="1100"/>
+            <w:tcW w:type="dxa" w:w="900"/>
             <w:tcBorders>
               <w:top w:val="single" w:color="BFC7D5" w:sz="4"/>
               <w:left w:val="single" w:color="BFC7D5" w:sz="4"/>
@@ -3228,7 +4147,7 @@
         </w:tc>
         <w:tc>
           <w:tcPr>
-            <w:tcW w:type="dxa" w:w="1060"/>
+            <w:tcW w:type="dxa" w:w="950"/>
             <w:tcBorders>
               <w:top w:val="single" w:color="BFC7D5" w:sz="4"/>
               <w:left w:val="single" w:color="BFC7D5" w:sz="4"/>
@@ -3257,7 +4176,36 @@
         </w:tc>
         <w:tc>
           <w:tcPr>
-            <w:tcW w:type="dxa" w:w="1300"/>
+            <w:tcW w:type="dxa" w:w="950"/>
+            <w:tcBorders>
+              <w:top w:val="single" w:color="BFC7D5" w:sz="4"/>
+              <w:left w:val="single" w:color="BFC7D5" w:sz="4"/>
+              <w:bottom w:val="single" w:color="BFC7D5" w:sz="4"/>
+              <w:right w:val="single" w:color="BFC7D5" w:sz="4"/>
+            </w:tcBorders>
+            <w:tcMar>
+              <w:top w:type="dxa" w:w="60"/>
+              <w:left w:type="dxa" w:w="90"/>
+              <w:bottom w:type="dxa" w:w="60"/>
+              <w:right w:type="dxa" w:w="90"/>
+            </w:tcMar>
+          </w:tcPr>
+          <w:p>
+            <w:r>
+              <w:rPr>
+                <w:b w:val="false"/>
+                <w:bCs w:val="false"/>
+                <w:color w:val="222222"/>
+                <w:sz w:val="17"/>
+                <w:szCs w:val="17"/>
+              </w:rPr>
+              <w:t xml:space="preserve">Pass</w:t>
+            </w:r>
+          </w:p>
+        </w:tc>
+        <w:tc>
+          <w:tcPr>
+            <w:tcW w:type="dxa" w:w="1210"/>
             <w:tcBorders>
               <w:top w:val="single" w:color="BFC7D5" w:sz="4"/>
               <w:left w:val="single" w:color="BFC7D5" w:sz="4"/>
@@ -3288,7 +4236,7 @@
       <w:tr>
         <w:tc>
           <w:tcPr>
-            <w:tcW w:type="dxa" w:w="1500"/>
+            <w:tcW w:type="dxa" w:w="1450"/>
             <w:tcBorders>
               <w:top w:val="single" w:color="BFC7D5" w:sz="4"/>
               <w:left w:val="single" w:color="BFC7D5" w:sz="4"/>
@@ -3317,7 +4265,7 @@
         </w:tc>
         <w:tc>
           <w:tcPr>
-            <w:tcW w:type="dxa" w:w="2900"/>
+            <w:tcW w:type="dxa" w:w="2600"/>
             <w:tcBorders>
               <w:top w:val="single" w:color="BFC7D5" w:sz="4"/>
               <w:left w:val="single" w:color="BFC7D5" w:sz="4"/>
@@ -3346,7 +4294,7 @@
         </w:tc>
         <w:tc>
           <w:tcPr>
-            <w:tcW w:type="dxa" w:w="1500"/>
+            <w:tcW w:type="dxa" w:w="1300"/>
             <w:tcBorders>
               <w:top w:val="single" w:color="BFC7D5" w:sz="4"/>
               <w:left w:val="single" w:color="BFC7D5" w:sz="4"/>
@@ -3375,7 +4323,7 @@
         </w:tc>
         <w:tc>
           <w:tcPr>
-            <w:tcW w:type="dxa" w:w="1100"/>
+            <w:tcW w:type="dxa" w:w="900"/>
             <w:tcBorders>
               <w:top w:val="single" w:color="BFC7D5" w:sz="4"/>
               <w:left w:val="single" w:color="BFC7D5" w:sz="4"/>
@@ -3404,7 +4352,7 @@
         </w:tc>
         <w:tc>
           <w:tcPr>
-            <w:tcW w:type="dxa" w:w="1060"/>
+            <w:tcW w:type="dxa" w:w="950"/>
             <w:tcBorders>
               <w:top w:val="single" w:color="BFC7D5" w:sz="4"/>
               <w:left w:val="single" w:color="BFC7D5" w:sz="4"/>
@@ -3433,7 +4381,36 @@
         </w:tc>
         <w:tc>
           <w:tcPr>
-            <w:tcW w:type="dxa" w:w="1300"/>
+            <w:tcW w:type="dxa" w:w="950"/>
+            <w:tcBorders>
+              <w:top w:val="single" w:color="BFC7D5" w:sz="4"/>
+              <w:left w:val="single" w:color="BFC7D5" w:sz="4"/>
+              <w:bottom w:val="single" w:color="BFC7D5" w:sz="4"/>
+              <w:right w:val="single" w:color="BFC7D5" w:sz="4"/>
+            </w:tcBorders>
+            <w:tcMar>
+              <w:top w:type="dxa" w:w="60"/>
+              <w:left w:type="dxa" w:w="90"/>
+              <w:bottom w:type="dxa" w:w="60"/>
+              <w:right w:type="dxa" w:w="90"/>
+            </w:tcMar>
+          </w:tcPr>
+          <w:p>
+            <w:r>
+              <w:rPr>
+                <w:b w:val="false"/>
+                <w:bCs w:val="false"/>
+                <w:color w:val="222222"/>
+                <w:sz w:val="17"/>
+                <w:szCs w:val="17"/>
+              </w:rPr>
+              <w:t xml:space="preserve">Blocked</w:t>
+            </w:r>
+          </w:p>
+        </w:tc>
+        <w:tc>
+          <w:tcPr>
+            <w:tcW w:type="dxa" w:w="1210"/>
             <w:tcBorders>
               <w:top w:val="single" w:color="BFC7D5" w:sz="4"/>
               <w:left w:val="single" w:color="BFC7D5" w:sz="4"/>
@@ -3922,6 +4899,741 @@
               <w:bottom w:val="single" w:color="BFC7D5" w:sz="4"/>
               <w:right w:val="single" w:color="BFC7D5" w:sz="4"/>
             </w:tcBorders>
+            <w:tcMar>
+              <w:top w:type="dxa" w:w="60"/>
+              <w:left w:type="dxa" w:w="90"/>
+              <w:bottom w:type="dxa" w:w="60"/>
+              <w:right w:type="dxa" w:w="90"/>
+            </w:tcMar>
+          </w:tcPr>
+          <w:p>
+            <w:r>
+              <w:rPr>
+                <w:b w:val="false"/>
+                <w:bCs w:val="false"/>
+                <w:color w:val="222222"/>
+                <w:sz w:val="17"/>
+                <w:szCs w:val="17"/>
+              </w:rPr>
+              <w:t xml:space="preserve">Closed — effectiveness verified</w:t>
+            </w:r>
+          </w:p>
+        </w:tc>
+      </w:tr>
+      <w:tr>
+        <w:tc>
+          <w:tcPr>
+            <w:tcW w:type="dxa" w:w="1200"/>
+            <w:tcBorders>
+              <w:top w:val="single" w:color="BFC7D5" w:sz="4"/>
+              <w:left w:val="single" w:color="BFC7D5" w:sz="4"/>
+              <w:bottom w:val="single" w:color="BFC7D5" w:sz="4"/>
+              <w:right w:val="single" w:color="BFC7D5" w:sz="4"/>
+            </w:tcBorders>
+            <w:tcMar>
+              <w:top w:type="dxa" w:w="60"/>
+              <w:left w:type="dxa" w:w="90"/>
+              <w:bottom w:type="dxa" w:w="60"/>
+              <w:right w:type="dxa" w:w="90"/>
+            </w:tcMar>
+          </w:tcPr>
+          <w:p>
+            <w:r>
+              <w:rPr>
+                <w:b w:val="false"/>
+                <w:bCs w:val="false"/>
+                <w:color w:val="222222"/>
+                <w:sz w:val="17"/>
+                <w:szCs w:val="17"/>
+              </w:rPr>
+              <w:t xml:space="preserve">2026-10-06</w:t>
+            </w:r>
+          </w:p>
+        </w:tc>
+        <w:tc>
+          <w:tcPr>
+            <w:tcW w:type="dxa" w:w="3000"/>
+            <w:tcBorders>
+              <w:top w:val="single" w:color="BFC7D5" w:sz="4"/>
+              <w:left w:val="single" w:color="BFC7D5" w:sz="4"/>
+              <w:bottom w:val="single" w:color="BFC7D5" w:sz="4"/>
+              <w:right w:val="single" w:color="BFC7D5" w:sz="4"/>
+            </w:tcBorders>
+            <w:tcMar>
+              <w:top w:type="dxa" w:w="60"/>
+              <w:left w:type="dxa" w:w="90"/>
+              <w:bottom w:type="dxa" w:w="60"/>
+              <w:right w:type="dxa" w:w="90"/>
+            </w:tcMar>
+          </w:tcPr>
+          <w:p>
+            <w:r>
+              <w:rPr>
+                <w:b w:val="false"/>
+                <w:bCs w:val="false"/>
+                <w:color w:val="222222"/>
+                <w:sz w:val="17"/>
+                <w:szCs w:val="17"/>
+              </w:rPr>
+              <w:t xml:space="preserve">Binary executable accepted by document upload</w:t>
+            </w:r>
+          </w:p>
+        </w:tc>
+        <w:tc>
+          <w:tcPr>
+            <w:tcW w:type="dxa" w:w="1600"/>
+            <w:tcBorders>
+              <w:top w:val="single" w:color="BFC7D5" w:sz="4"/>
+              <w:left w:val="single" w:color="BFC7D5" w:sz="4"/>
+              <w:bottom w:val="single" w:color="BFC7D5" w:sz="4"/>
+              <w:right w:val="single" w:color="BFC7D5" w:sz="4"/>
+            </w:tcBorders>
+            <w:tcMar>
+              <w:top w:type="dxa" w:w="60"/>
+              <w:left w:type="dxa" w:w="90"/>
+              <w:bottom w:type="dxa" w:w="60"/>
+              <w:right w:type="dxa" w:w="90"/>
+            </w:tcMar>
+          </w:tcPr>
+          <w:p>
+            <w:r>
+              <w:rPr>
+                <w:b w:val="false"/>
+                <w:bCs w:val="false"/>
+                <w:color w:val="222222"/>
+                <w:sz w:val="17"/>
+                <w:szCs w:val="17"/>
+              </w:rPr>
+              <w:t xml:space="preserve">QA-FAIL-2026-03</w:t>
+            </w:r>
+          </w:p>
+        </w:tc>
+        <w:tc>
+          <w:tcPr>
+            <w:tcW w:type="dxa" w:w="1500"/>
+            <w:tcBorders>
+              <w:top w:val="single" w:color="BFC7D5" w:sz="4"/>
+              <w:left w:val="single" w:color="BFC7D5" w:sz="4"/>
+              <w:bottom w:val="single" w:color="BFC7D5" w:sz="4"/>
+              <w:right w:val="single" w:color="BFC7D5" w:sz="4"/>
+            </w:tcBorders>
+            <w:tcMar>
+              <w:top w:type="dxa" w:w="60"/>
+              <w:left w:type="dxa" w:w="90"/>
+              <w:bottom w:type="dxa" w:w="60"/>
+              <w:right w:type="dxa" w:w="90"/>
+            </w:tcMar>
+          </w:tcPr>
+          <w:p>
+            <w:r>
+              <w:rPr>
+                <w:b w:val="false"/>
+                <w:bCs w:val="false"/>
+                <w:color w:val="222222"/>
+                <w:sz w:val="17"/>
+                <w:szCs w:val="17"/>
+              </w:rPr>
+              <w:t xml:space="preserve">NC-2026-013</w:t>
+            </w:r>
+          </w:p>
+        </w:tc>
+        <w:tc>
+          <w:tcPr>
+            <w:tcW w:type="dxa" w:w="2060"/>
+            <w:tcBorders>
+              <w:top w:val="single" w:color="BFC7D5" w:sz="4"/>
+              <w:left w:val="single" w:color="BFC7D5" w:sz="4"/>
+              <w:bottom w:val="single" w:color="BFC7D5" w:sz="4"/>
+              <w:right w:val="single" w:color="BFC7D5" w:sz="4"/>
+            </w:tcBorders>
+            <w:tcMar>
+              <w:top w:type="dxa" w:w="60"/>
+              <w:left w:type="dxa" w:w="90"/>
+              <w:bottom w:type="dxa" w:w="60"/>
+              <w:right w:type="dxa" w:w="90"/>
+            </w:tcMar>
+          </w:tcPr>
+          <w:p>
+            <w:r>
+              <w:rPr>
+                <w:b w:val="false"/>
+                <w:bCs w:val="false"/>
+                <w:color w:val="222222"/>
+                <w:sz w:val="17"/>
+                <w:szCs w:val="17"/>
+              </w:rPr>
+              <w:t xml:space="preserve">Closed — effectiveness verified</w:t>
+            </w:r>
+          </w:p>
+        </w:tc>
+      </w:tr>
+      <w:tr>
+        <w:tc>
+          <w:tcPr>
+            <w:tcW w:type="dxa" w:w="1200"/>
+            <w:tcBorders>
+              <w:top w:val="single" w:color="BFC7D5" w:sz="4"/>
+              <w:left w:val="single" w:color="BFC7D5" w:sz="4"/>
+              <w:bottom w:val="single" w:color="BFC7D5" w:sz="4"/>
+              <w:right w:val="single" w:color="BFC7D5" w:sz="4"/>
+            </w:tcBorders>
+            <w:tcMar>
+              <w:top w:type="dxa" w:w="60"/>
+              <w:left w:type="dxa" w:w="90"/>
+              <w:bottom w:type="dxa" w:w="60"/>
+              <w:right w:type="dxa" w:w="90"/>
+            </w:tcMar>
+          </w:tcPr>
+          <w:p>
+            <w:r>
+              <w:rPr>
+                <w:b w:val="false"/>
+                <w:bCs w:val="false"/>
+                <w:color w:val="222222"/>
+                <w:sz w:val="17"/>
+                <w:szCs w:val="17"/>
+              </w:rPr>
+              <w:t xml:space="preserve">2026-10-06</w:t>
+            </w:r>
+          </w:p>
+        </w:tc>
+        <w:tc>
+          <w:tcPr>
+            <w:tcW w:type="dxa" w:w="3000"/>
+            <w:tcBorders>
+              <w:top w:val="single" w:color="BFC7D5" w:sz="4"/>
+              <w:left w:val="single" w:color="BFC7D5" w:sz="4"/>
+              <w:bottom w:val="single" w:color="BFC7D5" w:sz="4"/>
+              <w:right w:val="single" w:color="BFC7D5" w:sz="4"/>
+            </w:tcBorders>
+            <w:tcMar>
+              <w:top w:type="dxa" w:w="60"/>
+              <w:left w:type="dxa" w:w="90"/>
+              <w:bottom w:type="dxa" w:w="60"/>
+              <w:right w:type="dxa" w:w="90"/>
+            </w:tcMar>
+          </w:tcPr>
+          <w:p>
+            <w:r>
+              <w:rPr>
+                <w:b w:val="false"/>
+                <w:bCs w:val="false"/>
+                <w:color w:val="222222"/>
+                <w:sz w:val="17"/>
+                <w:szCs w:val="17"/>
+              </w:rPr>
+              <w:t xml:space="preserve">Small-talk reply carries document citations</w:t>
+            </w:r>
+          </w:p>
+        </w:tc>
+        <w:tc>
+          <w:tcPr>
+            <w:tcW w:type="dxa" w:w="1600"/>
+            <w:tcBorders>
+              <w:top w:val="single" w:color="BFC7D5" w:sz="4"/>
+              <w:left w:val="single" w:color="BFC7D5" w:sz="4"/>
+              <w:bottom w:val="single" w:color="BFC7D5" w:sz="4"/>
+              <w:right w:val="single" w:color="BFC7D5" w:sz="4"/>
+            </w:tcBorders>
+            <w:tcMar>
+              <w:top w:type="dxa" w:w="60"/>
+              <w:left w:type="dxa" w:w="90"/>
+              <w:bottom w:type="dxa" w:w="60"/>
+              <w:right w:type="dxa" w:w="90"/>
+            </w:tcMar>
+          </w:tcPr>
+          <w:p>
+            <w:r>
+              <w:rPr>
+                <w:b w:val="false"/>
+                <w:bCs w:val="false"/>
+                <w:color w:val="222222"/>
+                <w:sz w:val="17"/>
+                <w:szCs w:val="17"/>
+              </w:rPr>
+              <w:t xml:space="preserve">QA-FAIL-2026-04</w:t>
+            </w:r>
+          </w:p>
+        </w:tc>
+        <w:tc>
+          <w:tcPr>
+            <w:tcW w:type="dxa" w:w="1500"/>
+            <w:tcBorders>
+              <w:top w:val="single" w:color="BFC7D5" w:sz="4"/>
+              <w:left w:val="single" w:color="BFC7D5" w:sz="4"/>
+              <w:bottom w:val="single" w:color="BFC7D5" w:sz="4"/>
+              <w:right w:val="single" w:color="BFC7D5" w:sz="4"/>
+            </w:tcBorders>
+            <w:tcMar>
+              <w:top w:type="dxa" w:w="60"/>
+              <w:left w:type="dxa" w:w="90"/>
+              <w:bottom w:type="dxa" w:w="60"/>
+              <w:right w:type="dxa" w:w="90"/>
+            </w:tcMar>
+          </w:tcPr>
+          <w:p>
+            <w:r>
+              <w:rPr>
+                <w:b w:val="false"/>
+                <w:bCs w:val="false"/>
+                <w:color w:val="222222"/>
+                <w:sz w:val="17"/>
+                <w:szCs w:val="17"/>
+              </w:rPr>
+              <w:t xml:space="preserve">NC-2026-014</w:t>
+            </w:r>
+          </w:p>
+        </w:tc>
+        <w:tc>
+          <w:tcPr>
+            <w:tcW w:type="dxa" w:w="2060"/>
+            <w:tcBorders>
+              <w:top w:val="single" w:color="BFC7D5" w:sz="4"/>
+              <w:left w:val="single" w:color="BFC7D5" w:sz="4"/>
+              <w:bottom w:val="single" w:color="BFC7D5" w:sz="4"/>
+              <w:right w:val="single" w:color="BFC7D5" w:sz="4"/>
+            </w:tcBorders>
+            <w:tcMar>
+              <w:top w:type="dxa" w:w="60"/>
+              <w:left w:type="dxa" w:w="90"/>
+              <w:bottom w:type="dxa" w:w="60"/>
+              <w:right w:type="dxa" w:w="90"/>
+            </w:tcMar>
+          </w:tcPr>
+          <w:p>
+            <w:r>
+              <w:rPr>
+                <w:b w:val="false"/>
+                <w:bCs w:val="false"/>
+                <w:color w:val="222222"/>
+                <w:sz w:val="17"/>
+                <w:szCs w:val="17"/>
+              </w:rPr>
+              <w:t xml:space="preserve">Closed — effectiveness verified</w:t>
+            </w:r>
+          </w:p>
+        </w:tc>
+      </w:tr>
+      <w:tr>
+        <w:tc>
+          <w:tcPr>
+            <w:tcW w:type="dxa" w:w="1200"/>
+            <w:tcBorders>
+              <w:top w:val="single" w:color="BFC7D5" w:sz="4"/>
+              <w:left w:val="single" w:color="BFC7D5" w:sz="4"/>
+              <w:bottom w:val="single" w:color="BFC7D5" w:sz="4"/>
+              <w:right w:val="single" w:color="BFC7D5" w:sz="4"/>
+            </w:tcBorders>
+            <w:tcMar>
+              <w:top w:type="dxa" w:w="60"/>
+              <w:left w:type="dxa" w:w="90"/>
+              <w:bottom w:type="dxa" w:w="60"/>
+              <w:right w:type="dxa" w:w="90"/>
+            </w:tcMar>
+          </w:tcPr>
+          <w:p>
+            <w:r>
+              <w:rPr>
+                <w:b w:val="false"/>
+                <w:bCs w:val="false"/>
+                <w:color w:val="222222"/>
+                <w:sz w:val="17"/>
+                <w:szCs w:val="17"/>
+              </w:rPr>
+              <w:t xml:space="preserve">2026-10-06</w:t>
+            </w:r>
+          </w:p>
+        </w:tc>
+        <w:tc>
+          <w:tcPr>
+            <w:tcW w:type="dxa" w:w="3000"/>
+            <w:tcBorders>
+              <w:top w:val="single" w:color="BFC7D5" w:sz="4"/>
+              <w:left w:val="single" w:color="BFC7D5" w:sz="4"/>
+              <w:bottom w:val="single" w:color="BFC7D5" w:sz="4"/>
+              <w:right w:val="single" w:color="BFC7D5" w:sz="4"/>
+            </w:tcBorders>
+            <w:tcMar>
+              <w:top w:type="dxa" w:w="60"/>
+              <w:left w:type="dxa" w:w="90"/>
+              <w:bottom w:type="dxa" w:w="60"/>
+              <w:right w:type="dxa" w:w="90"/>
+            </w:tcMar>
+          </w:tcPr>
+          <w:p>
+            <w:r>
+              <w:rPr>
+                <w:b w:val="false"/>
+                <w:bCs w:val="false"/>
+                <w:color w:val="222222"/>
+                <w:sz w:val="17"/>
+                <w:szCs w:val="17"/>
+              </w:rPr>
+              <w:t xml:space="preserve">Export gateway leaves an API key unredacted</w:t>
+            </w:r>
+          </w:p>
+        </w:tc>
+        <w:tc>
+          <w:tcPr>
+            <w:tcW w:type="dxa" w:w="1600"/>
+            <w:tcBorders>
+              <w:top w:val="single" w:color="BFC7D5" w:sz="4"/>
+              <w:left w:val="single" w:color="BFC7D5" w:sz="4"/>
+              <w:bottom w:val="single" w:color="BFC7D5" w:sz="4"/>
+              <w:right w:val="single" w:color="BFC7D5" w:sz="4"/>
+            </w:tcBorders>
+            <w:tcMar>
+              <w:top w:type="dxa" w:w="60"/>
+              <w:left w:type="dxa" w:w="90"/>
+              <w:bottom w:type="dxa" w:w="60"/>
+              <w:right w:type="dxa" w:w="90"/>
+            </w:tcMar>
+          </w:tcPr>
+          <w:p>
+            <w:r>
+              <w:rPr>
+                <w:b w:val="false"/>
+                <w:bCs w:val="false"/>
+                <w:color w:val="222222"/>
+                <w:sz w:val="17"/>
+                <w:szCs w:val="17"/>
+              </w:rPr>
+              <w:t xml:space="preserve">QA-FAIL-2026-05</w:t>
+            </w:r>
+          </w:p>
+        </w:tc>
+        <w:tc>
+          <w:tcPr>
+            <w:tcW w:type="dxa" w:w="1500"/>
+            <w:tcBorders>
+              <w:top w:val="single" w:color="BFC7D5" w:sz="4"/>
+              <w:left w:val="single" w:color="BFC7D5" w:sz="4"/>
+              <w:bottom w:val="single" w:color="BFC7D5" w:sz="4"/>
+              <w:right w:val="single" w:color="BFC7D5" w:sz="4"/>
+            </w:tcBorders>
+            <w:tcMar>
+              <w:top w:type="dxa" w:w="60"/>
+              <w:left w:type="dxa" w:w="90"/>
+              <w:bottom w:type="dxa" w:w="60"/>
+              <w:right w:type="dxa" w:w="90"/>
+            </w:tcMar>
+          </w:tcPr>
+          <w:p>
+            <w:r>
+              <w:rPr>
+                <w:b w:val="false"/>
+                <w:bCs w:val="false"/>
+                <w:color w:val="222222"/>
+                <w:sz w:val="17"/>
+                <w:szCs w:val="17"/>
+              </w:rPr>
+              <w:t xml:space="preserve">NC-2026-015</w:t>
+            </w:r>
+          </w:p>
+        </w:tc>
+        <w:tc>
+          <w:tcPr>
+            <w:tcW w:type="dxa" w:w="2060"/>
+            <w:tcBorders>
+              <w:top w:val="single" w:color="BFC7D5" w:sz="4"/>
+              <w:left w:val="single" w:color="BFC7D5" w:sz="4"/>
+              <w:bottom w:val="single" w:color="BFC7D5" w:sz="4"/>
+              <w:right w:val="single" w:color="BFC7D5" w:sz="4"/>
+            </w:tcBorders>
+            <w:tcMar>
+              <w:top w:type="dxa" w:w="60"/>
+              <w:left w:type="dxa" w:w="90"/>
+              <w:bottom w:type="dxa" w:w="60"/>
+              <w:right w:type="dxa" w:w="90"/>
+            </w:tcMar>
+          </w:tcPr>
+          <w:p>
+            <w:r>
+              <w:rPr>
+                <w:b w:val="false"/>
+                <w:bCs w:val="false"/>
+                <w:color w:val="222222"/>
+                <w:sz w:val="17"/>
+                <w:szCs w:val="17"/>
+              </w:rPr>
+              <w:t xml:space="preserve">Closed — effectiveness verified</w:t>
+            </w:r>
+          </w:p>
+        </w:tc>
+      </w:tr>
+      <w:tr>
+        <w:tc>
+          <w:tcPr>
+            <w:tcW w:type="dxa" w:w="1200"/>
+            <w:tcBorders>
+              <w:top w:val="single" w:color="BFC7D5" w:sz="4"/>
+              <w:left w:val="single" w:color="BFC7D5" w:sz="4"/>
+              <w:bottom w:val="single" w:color="BFC7D5" w:sz="4"/>
+              <w:right w:val="single" w:color="BFC7D5" w:sz="4"/>
+            </w:tcBorders>
+            <w:tcMar>
+              <w:top w:type="dxa" w:w="60"/>
+              <w:left w:type="dxa" w:w="90"/>
+              <w:bottom w:type="dxa" w:w="60"/>
+              <w:right w:type="dxa" w:w="90"/>
+            </w:tcMar>
+          </w:tcPr>
+          <w:p>
+            <w:r>
+              <w:rPr>
+                <w:b w:val="false"/>
+                <w:bCs w:val="false"/>
+                <w:color w:val="222222"/>
+                <w:sz w:val="17"/>
+                <w:szCs w:val="17"/>
+              </w:rPr>
+              <w:t xml:space="preserve">2026-10-06</w:t>
+            </w:r>
+          </w:p>
+        </w:tc>
+        <w:tc>
+          <w:tcPr>
+            <w:tcW w:type="dxa" w:w="3000"/>
+            <w:tcBorders>
+              <w:top w:val="single" w:color="BFC7D5" w:sz="4"/>
+              <w:left w:val="single" w:color="BFC7D5" w:sz="4"/>
+              <w:bottom w:val="single" w:color="BFC7D5" w:sz="4"/>
+              <w:right w:val="single" w:color="BFC7D5" w:sz="4"/>
+            </w:tcBorders>
+            <w:tcMar>
+              <w:top w:type="dxa" w:w="60"/>
+              <w:left w:type="dxa" w:w="90"/>
+              <w:bottom w:type="dxa" w:w="60"/>
+              <w:right w:type="dxa" w:w="90"/>
+            </w:tcMar>
+          </w:tcPr>
+          <w:p>
+            <w:r>
+              <w:rPr>
+                <w:b w:val="false"/>
+                <w:bCs w:val="false"/>
+                <w:color w:val="222222"/>
+                <w:sz w:val="17"/>
+                <w:szCs w:val="17"/>
+              </w:rPr>
+              <w:t xml:space="preserve">Logout recorded as anonymous after the revocation fix</w:t>
+            </w:r>
+          </w:p>
+        </w:tc>
+        <w:tc>
+          <w:tcPr>
+            <w:tcW w:type="dxa" w:w="1600"/>
+            <w:tcBorders>
+              <w:top w:val="single" w:color="BFC7D5" w:sz="4"/>
+              <w:left w:val="single" w:color="BFC7D5" w:sz="4"/>
+              <w:bottom w:val="single" w:color="BFC7D5" w:sz="4"/>
+              <w:right w:val="single" w:color="BFC7D5" w:sz="4"/>
+            </w:tcBorders>
+            <w:tcMar>
+              <w:top w:type="dxa" w:w="60"/>
+              <w:left w:type="dxa" w:w="90"/>
+              <w:bottom w:type="dxa" w:w="60"/>
+              <w:right w:type="dxa" w:w="90"/>
+            </w:tcMar>
+          </w:tcPr>
+          <w:p>
+            <w:r>
+              <w:rPr>
+                <w:b w:val="false"/>
+                <w:bCs w:val="false"/>
+                <w:color w:val="222222"/>
+                <w:sz w:val="17"/>
+                <w:szCs w:val="17"/>
+              </w:rPr>
+              <w:t xml:space="preserve">QA-FAIL-2026-06</w:t>
+            </w:r>
+          </w:p>
+        </w:tc>
+        <w:tc>
+          <w:tcPr>
+            <w:tcW w:type="dxa" w:w="1500"/>
+            <w:tcBorders>
+              <w:top w:val="single" w:color="BFC7D5" w:sz="4"/>
+              <w:left w:val="single" w:color="BFC7D5" w:sz="4"/>
+              <w:bottom w:val="single" w:color="BFC7D5" w:sz="4"/>
+              <w:right w:val="single" w:color="BFC7D5" w:sz="4"/>
+            </w:tcBorders>
+            <w:tcMar>
+              <w:top w:type="dxa" w:w="60"/>
+              <w:left w:type="dxa" w:w="90"/>
+              <w:bottom w:type="dxa" w:w="60"/>
+              <w:right w:type="dxa" w:w="90"/>
+            </w:tcMar>
+          </w:tcPr>
+          <w:p>
+            <w:r>
+              <w:rPr>
+                <w:b w:val="false"/>
+                <w:bCs w:val="false"/>
+                <w:color w:val="222222"/>
+                <w:sz w:val="17"/>
+                <w:szCs w:val="17"/>
+              </w:rPr>
+              <w:t xml:space="preserve">NC-2026-012 (re-test)</w:t>
+            </w:r>
+          </w:p>
+        </w:tc>
+        <w:tc>
+          <w:tcPr>
+            <w:tcW w:type="dxa" w:w="2060"/>
+            <w:tcBorders>
+              <w:top w:val="single" w:color="BFC7D5" w:sz="4"/>
+              <w:left w:val="single" w:color="BFC7D5" w:sz="4"/>
+              <w:bottom w:val="single" w:color="BFC7D5" w:sz="4"/>
+              <w:right w:val="single" w:color="BFC7D5" w:sz="4"/>
+            </w:tcBorders>
+            <w:tcMar>
+              <w:top w:type="dxa" w:w="60"/>
+              <w:left w:type="dxa" w:w="90"/>
+              <w:bottom w:type="dxa" w:w="60"/>
+              <w:right w:type="dxa" w:w="90"/>
+            </w:tcMar>
+          </w:tcPr>
+          <w:p>
+            <w:r>
+              <w:rPr>
+                <w:b w:val="false"/>
+                <w:bCs w:val="false"/>
+                <w:color w:val="222222"/>
+                <w:sz w:val="17"/>
+                <w:szCs w:val="17"/>
+              </w:rPr>
+              <w:t xml:space="preserve">Closed — effectiveness verified</w:t>
+            </w:r>
+          </w:p>
+        </w:tc>
+      </w:tr>
+      <w:tr>
+        <w:tc>
+          <w:tcPr>
+            <w:tcW w:type="dxa" w:w="1200"/>
+            <w:tcBorders>
+              <w:top w:val="single" w:color="BFC7D5" w:sz="4"/>
+              <w:left w:val="single" w:color="BFC7D5" w:sz="4"/>
+              <w:bottom w:val="single" w:color="BFC7D5" w:sz="4"/>
+              <w:right w:val="single" w:color="BFC7D5" w:sz="4"/>
+            </w:tcBorders>
+            <w:tcMar>
+              <w:top w:type="dxa" w:w="60"/>
+              <w:left w:type="dxa" w:w="90"/>
+              <w:bottom w:type="dxa" w:w="60"/>
+              <w:right w:type="dxa" w:w="90"/>
+            </w:tcMar>
+          </w:tcPr>
+          <w:p>
+            <w:r>
+              <w:rPr>
+                <w:b w:val="false"/>
+                <w:bCs w:val="false"/>
+                <w:color w:val="222222"/>
+                <w:sz w:val="17"/>
+                <w:szCs w:val="17"/>
+              </w:rPr>
+              <w:t xml:space="preserve">2026-10-06</w:t>
+            </w:r>
+          </w:p>
+        </w:tc>
+        <w:tc>
+          <w:tcPr>
+            <w:tcW w:type="dxa" w:w="3000"/>
+            <w:tcBorders>
+              <w:top w:val="single" w:color="BFC7D5" w:sz="4"/>
+              <w:left w:val="single" w:color="BFC7D5" w:sz="4"/>
+              <w:bottom w:val="single" w:color="BFC7D5" w:sz="4"/>
+              <w:right w:val="single" w:color="BFC7D5" w:sz="4"/>
+            </w:tcBorders>
+            <w:tcMar>
+              <w:top w:type="dxa" w:w="60"/>
+              <w:left w:type="dxa" w:w="90"/>
+              <w:bottom w:type="dxa" w:w="60"/>
+              <w:right w:type="dxa" w:w="90"/>
+            </w:tcMar>
+          </w:tcPr>
+          <w:p>
+            <w:r>
+              <w:rPr>
+                <w:b w:val="false"/>
+                <w:bCs w:val="false"/>
+                <w:color w:val="222222"/>
+                <w:sz w:val="17"/>
+                <w:szCs w:val="17"/>
+              </w:rPr>
+              <w:t xml:space="preserve">Upload and chat return HTTP 500 after redeploy</w:t>
+            </w:r>
+          </w:p>
+        </w:tc>
+        <w:tc>
+          <w:tcPr>
+            <w:tcW w:type="dxa" w:w="1600"/>
+            <w:tcBorders>
+              <w:top w:val="single" w:color="BFC7D5" w:sz="4"/>
+              <w:left w:val="single" w:color="BFC7D5" w:sz="4"/>
+              <w:bottom w:val="single" w:color="BFC7D5" w:sz="4"/>
+              <w:right w:val="single" w:color="BFC7D5" w:sz="4"/>
+            </w:tcBorders>
+            <w:tcMar>
+              <w:top w:type="dxa" w:w="60"/>
+              <w:left w:type="dxa" w:w="90"/>
+              <w:bottom w:type="dxa" w:w="60"/>
+              <w:right w:type="dxa" w:w="90"/>
+            </w:tcMar>
+          </w:tcPr>
+          <w:p>
+            <w:r>
+              <w:rPr>
+                <w:b w:val="false"/>
+                <w:bCs w:val="false"/>
+                <w:color w:val="222222"/>
+                <w:sz w:val="17"/>
+                <w:szCs w:val="17"/>
+              </w:rPr>
+              <w:t xml:space="preserve">QA-FAIL-2026-07</w:t>
+            </w:r>
+          </w:p>
+        </w:tc>
+        <w:tc>
+          <w:tcPr>
+            <w:tcW w:type="dxa" w:w="1500"/>
+            <w:tcBorders>
+              <w:top w:val="single" w:color="BFC7D5" w:sz="4"/>
+              <w:left w:val="single" w:color="BFC7D5" w:sz="4"/>
+              <w:bottom w:val="single" w:color="BFC7D5" w:sz="4"/>
+              <w:right w:val="single" w:color="BFC7D5" w:sz="4"/>
+            </w:tcBorders>
+            <w:tcMar>
+              <w:top w:type="dxa" w:w="60"/>
+              <w:left w:type="dxa" w:w="90"/>
+              <w:bottom w:type="dxa" w:w="60"/>
+              <w:right w:type="dxa" w:w="90"/>
+            </w:tcMar>
+          </w:tcPr>
+          <w:p>
+            <w:r>
+              <w:rPr>
+                <w:b w:val="false"/>
+                <w:bCs w:val="false"/>
+                <w:color w:val="222222"/>
+                <w:sz w:val="17"/>
+                <w:szCs w:val="17"/>
+              </w:rPr>
+              <w:t xml:space="preserve">NC-2026-016</w:t>
+            </w:r>
+          </w:p>
+        </w:tc>
+        <w:tc>
+          <w:tcPr>
+            <w:tcW w:type="dxa" w:w="2060"/>
+            <w:tcBorders>
+              <w:top w:val="single" w:color="BFC7D5" w:sz="4"/>
+              <w:left w:val="single" w:color="BFC7D5" w:sz="4"/>
+              <w:bottom w:val="single" w:color="BFC7D5" w:sz="4"/>
+              <w:right w:val="single" w:color="BFC7D5" w:sz="4"/>
+            </w:tcBorders>
             <w:shd w:fill="FDE7E7" w:color="auto" w:val="clear"/>
             <w:tcMar>
               <w:top w:type="dxa" w:w="60"/>
@@ -3938,448 +5650,7 @@
                 <w:sz w:val="17"/>
                 <w:szCs w:val="17"/>
               </w:rPr>
-              <w:t xml:space="preserve">Open</w:t>
-            </w:r>
-          </w:p>
-        </w:tc>
-      </w:tr>
-      <w:tr>
-        <w:tc>
-          <w:tcPr>
-            <w:tcW w:type="dxa" w:w="1200"/>
-            <w:tcBorders>
-              <w:top w:val="single" w:color="BFC7D5" w:sz="4"/>
-              <w:left w:val="single" w:color="BFC7D5" w:sz="4"/>
-              <w:bottom w:val="single" w:color="BFC7D5" w:sz="4"/>
-              <w:right w:val="single" w:color="BFC7D5" w:sz="4"/>
-            </w:tcBorders>
-            <w:tcMar>
-              <w:top w:type="dxa" w:w="60"/>
-              <w:left w:type="dxa" w:w="90"/>
-              <w:bottom w:type="dxa" w:w="60"/>
-              <w:right w:type="dxa" w:w="90"/>
-            </w:tcMar>
-          </w:tcPr>
-          <w:p>
-            <w:r>
-              <w:rPr>
-                <w:b w:val="false"/>
-                <w:bCs w:val="false"/>
-                <w:color w:val="222222"/>
-                <w:sz w:val="17"/>
-                <w:szCs w:val="17"/>
-              </w:rPr>
-              <w:t xml:space="preserve">2026-10-06</w:t>
-            </w:r>
-          </w:p>
-        </w:tc>
-        <w:tc>
-          <w:tcPr>
-            <w:tcW w:type="dxa" w:w="3000"/>
-            <w:tcBorders>
-              <w:top w:val="single" w:color="BFC7D5" w:sz="4"/>
-              <w:left w:val="single" w:color="BFC7D5" w:sz="4"/>
-              <w:bottom w:val="single" w:color="BFC7D5" w:sz="4"/>
-              <w:right w:val="single" w:color="BFC7D5" w:sz="4"/>
-            </w:tcBorders>
-            <w:tcMar>
-              <w:top w:type="dxa" w:w="60"/>
-              <w:left w:type="dxa" w:w="90"/>
-              <w:bottom w:type="dxa" w:w="60"/>
-              <w:right w:type="dxa" w:w="90"/>
-            </w:tcMar>
-          </w:tcPr>
-          <w:p>
-            <w:r>
-              <w:rPr>
-                <w:b w:val="false"/>
-                <w:bCs w:val="false"/>
-                <w:color w:val="222222"/>
-                <w:sz w:val="17"/>
-                <w:szCs w:val="17"/>
-              </w:rPr>
-              <w:t xml:space="preserve">Binary executable accepted by document upload</w:t>
-            </w:r>
-          </w:p>
-        </w:tc>
-        <w:tc>
-          <w:tcPr>
-            <w:tcW w:type="dxa" w:w="1600"/>
-            <w:tcBorders>
-              <w:top w:val="single" w:color="BFC7D5" w:sz="4"/>
-              <w:left w:val="single" w:color="BFC7D5" w:sz="4"/>
-              <w:bottom w:val="single" w:color="BFC7D5" w:sz="4"/>
-              <w:right w:val="single" w:color="BFC7D5" w:sz="4"/>
-            </w:tcBorders>
-            <w:tcMar>
-              <w:top w:type="dxa" w:w="60"/>
-              <w:left w:type="dxa" w:w="90"/>
-              <w:bottom w:type="dxa" w:w="60"/>
-              <w:right w:type="dxa" w:w="90"/>
-            </w:tcMar>
-          </w:tcPr>
-          <w:p>
-            <w:r>
-              <w:rPr>
-                <w:b w:val="false"/>
-                <w:bCs w:val="false"/>
-                <w:color w:val="222222"/>
-                <w:sz w:val="17"/>
-                <w:szCs w:val="17"/>
-              </w:rPr>
-              <w:t xml:space="preserve">QA-FAIL-2026-03</w:t>
-            </w:r>
-          </w:p>
-        </w:tc>
-        <w:tc>
-          <w:tcPr>
-            <w:tcW w:type="dxa" w:w="1500"/>
-            <w:tcBorders>
-              <w:top w:val="single" w:color="BFC7D5" w:sz="4"/>
-              <w:left w:val="single" w:color="BFC7D5" w:sz="4"/>
-              <w:bottom w:val="single" w:color="BFC7D5" w:sz="4"/>
-              <w:right w:val="single" w:color="BFC7D5" w:sz="4"/>
-            </w:tcBorders>
-            <w:tcMar>
-              <w:top w:type="dxa" w:w="60"/>
-              <w:left w:type="dxa" w:w="90"/>
-              <w:bottom w:type="dxa" w:w="60"/>
-              <w:right w:type="dxa" w:w="90"/>
-            </w:tcMar>
-          </w:tcPr>
-          <w:p>
-            <w:r>
-              <w:rPr>
-                <w:b w:val="false"/>
-                <w:bCs w:val="false"/>
-                <w:color w:val="222222"/>
-                <w:sz w:val="17"/>
-                <w:szCs w:val="17"/>
-              </w:rPr>
-              <w:t xml:space="preserve">NC-2026-013</w:t>
-            </w:r>
-          </w:p>
-        </w:tc>
-        <w:tc>
-          <w:tcPr>
-            <w:tcW w:type="dxa" w:w="2060"/>
-            <w:tcBorders>
-              <w:top w:val="single" w:color="BFC7D5" w:sz="4"/>
-              <w:left w:val="single" w:color="BFC7D5" w:sz="4"/>
-              <w:bottom w:val="single" w:color="BFC7D5" w:sz="4"/>
-              <w:right w:val="single" w:color="BFC7D5" w:sz="4"/>
-            </w:tcBorders>
-            <w:shd w:fill="FDE7E7" w:color="auto" w:val="clear"/>
-            <w:tcMar>
-              <w:top w:type="dxa" w:w="60"/>
-              <w:left w:type="dxa" w:w="90"/>
-              <w:bottom w:type="dxa" w:w="60"/>
-              <w:right w:type="dxa" w:w="90"/>
-            </w:tcMar>
-          </w:tcPr>
-          <w:p>
-            <w:r>
-              <w:rPr>
-                <w:b/>
-                <w:bCs/>
-                <w:sz w:val="17"/>
-                <w:szCs w:val="17"/>
-              </w:rPr>
-              <w:t xml:space="preserve">Open</w:t>
-            </w:r>
-          </w:p>
-        </w:tc>
-      </w:tr>
-      <w:tr>
-        <w:tc>
-          <w:tcPr>
-            <w:tcW w:type="dxa" w:w="1200"/>
-            <w:tcBorders>
-              <w:top w:val="single" w:color="BFC7D5" w:sz="4"/>
-              <w:left w:val="single" w:color="BFC7D5" w:sz="4"/>
-              <w:bottom w:val="single" w:color="BFC7D5" w:sz="4"/>
-              <w:right w:val="single" w:color="BFC7D5" w:sz="4"/>
-            </w:tcBorders>
-            <w:tcMar>
-              <w:top w:type="dxa" w:w="60"/>
-              <w:left w:type="dxa" w:w="90"/>
-              <w:bottom w:type="dxa" w:w="60"/>
-              <w:right w:type="dxa" w:w="90"/>
-            </w:tcMar>
-          </w:tcPr>
-          <w:p>
-            <w:r>
-              <w:rPr>
-                <w:b w:val="false"/>
-                <w:bCs w:val="false"/>
-                <w:color w:val="222222"/>
-                <w:sz w:val="17"/>
-                <w:szCs w:val="17"/>
-              </w:rPr>
-              <w:t xml:space="preserve">2026-10-06</w:t>
-            </w:r>
-          </w:p>
-        </w:tc>
-        <w:tc>
-          <w:tcPr>
-            <w:tcW w:type="dxa" w:w="3000"/>
-            <w:tcBorders>
-              <w:top w:val="single" w:color="BFC7D5" w:sz="4"/>
-              <w:left w:val="single" w:color="BFC7D5" w:sz="4"/>
-              <w:bottom w:val="single" w:color="BFC7D5" w:sz="4"/>
-              <w:right w:val="single" w:color="BFC7D5" w:sz="4"/>
-            </w:tcBorders>
-            <w:tcMar>
-              <w:top w:type="dxa" w:w="60"/>
-              <w:left w:type="dxa" w:w="90"/>
-              <w:bottom w:type="dxa" w:w="60"/>
-              <w:right w:type="dxa" w:w="90"/>
-            </w:tcMar>
-          </w:tcPr>
-          <w:p>
-            <w:r>
-              <w:rPr>
-                <w:b w:val="false"/>
-                <w:bCs w:val="false"/>
-                <w:color w:val="222222"/>
-                <w:sz w:val="17"/>
-                <w:szCs w:val="17"/>
-              </w:rPr>
-              <w:t xml:space="preserve">Small-talk reply carries document citations</w:t>
-            </w:r>
-          </w:p>
-        </w:tc>
-        <w:tc>
-          <w:tcPr>
-            <w:tcW w:type="dxa" w:w="1600"/>
-            <w:tcBorders>
-              <w:top w:val="single" w:color="BFC7D5" w:sz="4"/>
-              <w:left w:val="single" w:color="BFC7D5" w:sz="4"/>
-              <w:bottom w:val="single" w:color="BFC7D5" w:sz="4"/>
-              <w:right w:val="single" w:color="BFC7D5" w:sz="4"/>
-            </w:tcBorders>
-            <w:tcMar>
-              <w:top w:type="dxa" w:w="60"/>
-              <w:left w:type="dxa" w:w="90"/>
-              <w:bottom w:type="dxa" w:w="60"/>
-              <w:right w:type="dxa" w:w="90"/>
-            </w:tcMar>
-          </w:tcPr>
-          <w:p>
-            <w:r>
-              <w:rPr>
-                <w:b w:val="false"/>
-                <w:bCs w:val="false"/>
-                <w:color w:val="222222"/>
-                <w:sz w:val="17"/>
-                <w:szCs w:val="17"/>
-              </w:rPr>
-              <w:t xml:space="preserve">QA-FAIL-2026-04</w:t>
-            </w:r>
-          </w:p>
-        </w:tc>
-        <w:tc>
-          <w:tcPr>
-            <w:tcW w:type="dxa" w:w="1500"/>
-            <w:tcBorders>
-              <w:top w:val="single" w:color="BFC7D5" w:sz="4"/>
-              <w:left w:val="single" w:color="BFC7D5" w:sz="4"/>
-              <w:bottom w:val="single" w:color="BFC7D5" w:sz="4"/>
-              <w:right w:val="single" w:color="BFC7D5" w:sz="4"/>
-            </w:tcBorders>
-            <w:tcMar>
-              <w:top w:type="dxa" w:w="60"/>
-              <w:left w:type="dxa" w:w="90"/>
-              <w:bottom w:type="dxa" w:w="60"/>
-              <w:right w:type="dxa" w:w="90"/>
-            </w:tcMar>
-          </w:tcPr>
-          <w:p>
-            <w:r>
-              <w:rPr>
-                <w:b w:val="false"/>
-                <w:bCs w:val="false"/>
-                <w:color w:val="222222"/>
-                <w:sz w:val="17"/>
-                <w:szCs w:val="17"/>
-              </w:rPr>
-              <w:t xml:space="preserve">NC-2026-014</w:t>
-            </w:r>
-          </w:p>
-        </w:tc>
-        <w:tc>
-          <w:tcPr>
-            <w:tcW w:type="dxa" w:w="2060"/>
-            <w:tcBorders>
-              <w:top w:val="single" w:color="BFC7D5" w:sz="4"/>
-              <w:left w:val="single" w:color="BFC7D5" w:sz="4"/>
-              <w:bottom w:val="single" w:color="BFC7D5" w:sz="4"/>
-              <w:right w:val="single" w:color="BFC7D5" w:sz="4"/>
-            </w:tcBorders>
-            <w:shd w:fill="FDE7E7" w:color="auto" w:val="clear"/>
-            <w:tcMar>
-              <w:top w:type="dxa" w:w="60"/>
-              <w:left w:type="dxa" w:w="90"/>
-              <w:bottom w:type="dxa" w:w="60"/>
-              <w:right w:type="dxa" w:w="90"/>
-            </w:tcMar>
-          </w:tcPr>
-          <w:p>
-            <w:r>
-              <w:rPr>
-                <w:b/>
-                <w:bCs/>
-                <w:sz w:val="17"/>
-                <w:szCs w:val="17"/>
-              </w:rPr>
-              <w:t xml:space="preserve">Open</w:t>
-            </w:r>
-          </w:p>
-        </w:tc>
-      </w:tr>
-      <w:tr>
-        <w:tc>
-          <w:tcPr>
-            <w:tcW w:type="dxa" w:w="1200"/>
-            <w:tcBorders>
-              <w:top w:val="single" w:color="BFC7D5" w:sz="4"/>
-              <w:left w:val="single" w:color="BFC7D5" w:sz="4"/>
-              <w:bottom w:val="single" w:color="BFC7D5" w:sz="4"/>
-              <w:right w:val="single" w:color="BFC7D5" w:sz="4"/>
-            </w:tcBorders>
-            <w:tcMar>
-              <w:top w:type="dxa" w:w="60"/>
-              <w:left w:type="dxa" w:w="90"/>
-              <w:bottom w:type="dxa" w:w="60"/>
-              <w:right w:type="dxa" w:w="90"/>
-            </w:tcMar>
-          </w:tcPr>
-          <w:p>
-            <w:r>
-              <w:rPr>
-                <w:b w:val="false"/>
-                <w:bCs w:val="false"/>
-                <w:color w:val="222222"/>
-                <w:sz w:val="17"/>
-                <w:szCs w:val="17"/>
-              </w:rPr>
-              <w:t xml:space="preserve">2026-10-06</w:t>
-            </w:r>
-          </w:p>
-        </w:tc>
-        <w:tc>
-          <w:tcPr>
-            <w:tcW w:type="dxa" w:w="3000"/>
-            <w:tcBorders>
-              <w:top w:val="single" w:color="BFC7D5" w:sz="4"/>
-              <w:left w:val="single" w:color="BFC7D5" w:sz="4"/>
-              <w:bottom w:val="single" w:color="BFC7D5" w:sz="4"/>
-              <w:right w:val="single" w:color="BFC7D5" w:sz="4"/>
-            </w:tcBorders>
-            <w:tcMar>
-              <w:top w:type="dxa" w:w="60"/>
-              <w:left w:type="dxa" w:w="90"/>
-              <w:bottom w:type="dxa" w:w="60"/>
-              <w:right w:type="dxa" w:w="90"/>
-            </w:tcMar>
-          </w:tcPr>
-          <w:p>
-            <w:r>
-              <w:rPr>
-                <w:b w:val="false"/>
-                <w:bCs w:val="false"/>
-                <w:color w:val="222222"/>
-                <w:sz w:val="17"/>
-                <w:szCs w:val="17"/>
-              </w:rPr>
-              <w:t xml:space="preserve">Export gateway leaves an API key unredacted</w:t>
-            </w:r>
-          </w:p>
-        </w:tc>
-        <w:tc>
-          <w:tcPr>
-            <w:tcW w:type="dxa" w:w="1600"/>
-            <w:tcBorders>
-              <w:top w:val="single" w:color="BFC7D5" w:sz="4"/>
-              <w:left w:val="single" w:color="BFC7D5" w:sz="4"/>
-              <w:bottom w:val="single" w:color="BFC7D5" w:sz="4"/>
-              <w:right w:val="single" w:color="BFC7D5" w:sz="4"/>
-            </w:tcBorders>
-            <w:tcMar>
-              <w:top w:type="dxa" w:w="60"/>
-              <w:left w:type="dxa" w:w="90"/>
-              <w:bottom w:type="dxa" w:w="60"/>
-              <w:right w:type="dxa" w:w="90"/>
-            </w:tcMar>
-          </w:tcPr>
-          <w:p>
-            <w:r>
-              <w:rPr>
-                <w:b w:val="false"/>
-                <w:bCs w:val="false"/>
-                <w:color w:val="222222"/>
-                <w:sz w:val="17"/>
-                <w:szCs w:val="17"/>
-              </w:rPr>
-              <w:t xml:space="preserve">QA-FAIL-2026-05</w:t>
-            </w:r>
-          </w:p>
-        </w:tc>
-        <w:tc>
-          <w:tcPr>
-            <w:tcW w:type="dxa" w:w="1500"/>
-            <w:tcBorders>
-              <w:top w:val="single" w:color="BFC7D5" w:sz="4"/>
-              <w:left w:val="single" w:color="BFC7D5" w:sz="4"/>
-              <w:bottom w:val="single" w:color="BFC7D5" w:sz="4"/>
-              <w:right w:val="single" w:color="BFC7D5" w:sz="4"/>
-            </w:tcBorders>
-            <w:tcMar>
-              <w:top w:type="dxa" w:w="60"/>
-              <w:left w:type="dxa" w:w="90"/>
-              <w:bottom w:type="dxa" w:w="60"/>
-              <w:right w:type="dxa" w:w="90"/>
-            </w:tcMar>
-          </w:tcPr>
-          <w:p>
-            <w:r>
-              <w:rPr>
-                <w:b w:val="false"/>
-                <w:bCs w:val="false"/>
-                <w:color w:val="222222"/>
-                <w:sz w:val="17"/>
-                <w:szCs w:val="17"/>
-              </w:rPr>
-              <w:t xml:space="preserve">NC-2026-015</w:t>
-            </w:r>
-          </w:p>
-        </w:tc>
-        <w:tc>
-          <w:tcPr>
-            <w:tcW w:type="dxa" w:w="2060"/>
-            <w:tcBorders>
-              <w:top w:val="single" w:color="BFC7D5" w:sz="4"/>
-              <w:left w:val="single" w:color="BFC7D5" w:sz="4"/>
-              <w:bottom w:val="single" w:color="BFC7D5" w:sz="4"/>
-              <w:right w:val="single" w:color="BFC7D5" w:sz="4"/>
-            </w:tcBorders>
-            <w:shd w:fill="FDE7E7" w:color="auto" w:val="clear"/>
-            <w:tcMar>
-              <w:top w:type="dxa" w:w="60"/>
-              <w:left w:type="dxa" w:w="90"/>
-              <w:bottom w:type="dxa" w:w="60"/>
-              <w:right w:type="dxa" w:w="90"/>
-            </w:tcMar>
-          </w:tcPr>
-          <w:p>
-            <w:r>
-              <w:rPr>
-                <w:b/>
-                <w:bCs/>
-                <w:sz w:val="17"/>
-                <w:szCs w:val="17"/>
-              </w:rPr>
-              <w:t xml:space="preserve">Open</w:t>
+              <w:t xml:space="preserve">Open — correction verified</w:t>
             </w:r>
           </w:p>
         </w:tc>
@@ -4408,7 +5679,20 @@
         <w:spacing w:after="60"/>
       </w:pPr>
       <w:r>
-        <w:t xml:space="preserve">Risk: defects outside unit-test coverage — Action: add the API-level tests from this run to CI (NC-2026-010 corrective action).</w:t>
+        <w:t xml:space="preserve">Risk: defects outside unit-test coverage — Action: the 14 regression tests are in the suites; add the API-level acceptance run to CI (NC-2026-010 corrective action).</w:t>
+      </w:r>
+    </w:p>
+    <w:p>
+      <w:pPr>
+        <w:pStyle w:val="ListParagraph"/>
+        <w:numPr>
+          <w:ilvl w:val="0"/>
+          <w:numId w:val="2"/>
+        </w:numPr>
+        <w:spacing w:after="60"/>
+      </w:pPr>
+      <w:r>
+        <w:t xml:space="preserve">Risk: shared GPU can take down embeddings/voice silently — Action: real healthchecks and a GPU-sharing policy (NC-2026-016).</w:t>
       </w:r>
     </w:p>
     <w:p>

--- a/docs/qms/evidence-2026/15_Testing/EM26-15_Test_Summary_Report.docx
+++ b/docs/qms/evidence-2026/15_Testing/EM26-15_Test_Summary_Report.docx
@@ -421,7 +421,7 @@
                 <w:sz w:val="17"/>
                 <w:szCs w:val="17"/>
               </w:rPr>
-              <w:t xml:space="preserve">DRAFT — not yet approved</w:t>
+              <w:t xml:space="preserve">APPROVED — 2026-10-07 (AR-2026-001)</w:t>
             </w:r>
           </w:p>
         </w:tc>
@@ -535,14 +535,13 @@
           <w:p>
             <w:r>
               <w:rPr>
-                <w:rFonts w:ascii="Consolas" w:cs="Consolas" w:eastAsia="Consolas" w:hAnsi="Consolas"/>
-                <w:b w:val="false"/>
-                <w:bCs w:val="false"/>
-                <w:color w:val="222222"/>
-                <w:sz w:val="15"/>
-                <w:szCs w:val="15"/>
-              </w:rPr>
-              <w:t xml:space="preserve">________________</w:t>
+                <w:b w:val="false"/>
+                <w:bCs w:val="false"/>
+                <w:color w:val="222222"/>
+                <w:sz w:val="17"/>
+                <w:szCs w:val="17"/>
+              </w:rPr>
+              <w:t xml:space="preserve">Richard Watson Stephen Amudha (Lead Engineer)</w:t>
             </w:r>
           </w:p>
         </w:tc>
@@ -596,14 +595,133 @@
           <w:p>
             <w:r>
               <w:rPr>
-                <w:rFonts w:ascii="Consolas" w:cs="Consolas" w:eastAsia="Consolas" w:hAnsi="Consolas"/>
-                <w:b w:val="false"/>
-                <w:bCs w:val="false"/>
-                <w:color w:val="222222"/>
-                <w:sz w:val="15"/>
-                <w:szCs w:val="15"/>
-              </w:rPr>
-              <w:t xml:space="preserve">________________</w:t>
+                <w:b w:val="false"/>
+                <w:bCs w:val="false"/>
+                <w:color w:val="222222"/>
+                <w:sz w:val="17"/>
+                <w:szCs w:val="17"/>
+              </w:rPr>
+              <w:t xml:space="preserve">Alexander Peter (EchoMind Project Lead)</w:t>
+            </w:r>
+          </w:p>
+        </w:tc>
+      </w:tr>
+      <w:tr>
+        <w:tc>
+          <w:tcPr>
+            <w:tcW w:type="dxa" w:w="2600"/>
+            <w:tcBorders>
+              <w:top w:val="single" w:color="BFC7D5" w:sz="4"/>
+              <w:left w:val="single" w:color="BFC7D5" w:sz="4"/>
+              <w:bottom w:val="single" w:color="BFC7D5" w:sz="4"/>
+              <w:right w:val="single" w:color="BFC7D5" w:sz="4"/>
+            </w:tcBorders>
+            <w:tcMar>
+              <w:top w:type="dxa" w:w="60"/>
+              <w:left w:type="dxa" w:w="90"/>
+              <w:bottom w:type="dxa" w:w="60"/>
+              <w:right w:type="dxa" w:w="90"/>
+            </w:tcMar>
+          </w:tcPr>
+          <w:p>
+            <w:r>
+              <w:rPr>
+                <w:b w:val="false"/>
+                <w:bCs w:val="false"/>
+                <w:color w:val="222222"/>
+                <w:sz w:val="17"/>
+                <w:szCs w:val="17"/>
+              </w:rPr>
+              <w:t xml:space="preserve">Quality assurance</w:t>
+            </w:r>
+          </w:p>
+        </w:tc>
+        <w:tc>
+          <w:tcPr>
+            <w:tcW w:type="dxa" w:w="6760"/>
+            <w:tcBorders>
+              <w:top w:val="single" w:color="BFC7D5" w:sz="4"/>
+              <w:left w:val="single" w:color="BFC7D5" w:sz="4"/>
+              <w:bottom w:val="single" w:color="BFC7D5" w:sz="4"/>
+              <w:right w:val="single" w:color="BFC7D5" w:sz="4"/>
+            </w:tcBorders>
+            <w:tcMar>
+              <w:top w:type="dxa" w:w="60"/>
+              <w:left w:type="dxa" w:w="90"/>
+              <w:bottom w:type="dxa" w:w="60"/>
+              <w:right w:type="dxa" w:w="90"/>
+            </w:tcMar>
+          </w:tcPr>
+          <w:p>
+            <w:r>
+              <w:rPr>
+                <w:b w:val="false"/>
+                <w:bCs w:val="false"/>
+                <w:color w:val="222222"/>
+                <w:sz w:val="17"/>
+                <w:szCs w:val="17"/>
+              </w:rPr>
+              <w:t xml:space="preserve">Sheryl Nazareth (QA / MR)</w:t>
+            </w:r>
+          </w:p>
+        </w:tc>
+      </w:tr>
+      <w:tr>
+        <w:tc>
+          <w:tcPr>
+            <w:tcW w:type="dxa" w:w="2600"/>
+            <w:tcBorders>
+              <w:top w:val="single" w:color="BFC7D5" w:sz="4"/>
+              <w:left w:val="single" w:color="BFC7D5" w:sz="4"/>
+              <w:bottom w:val="single" w:color="BFC7D5" w:sz="4"/>
+              <w:right w:val="single" w:color="BFC7D5" w:sz="4"/>
+            </w:tcBorders>
+            <w:tcMar>
+              <w:top w:type="dxa" w:w="60"/>
+              <w:left w:type="dxa" w:w="90"/>
+              <w:bottom w:type="dxa" w:w="60"/>
+              <w:right w:type="dxa" w:w="90"/>
+            </w:tcMar>
+          </w:tcPr>
+          <w:p>
+            <w:r>
+              <w:rPr>
+                <w:b w:val="false"/>
+                <w:bCs w:val="false"/>
+                <w:color w:val="222222"/>
+                <w:sz w:val="17"/>
+                <w:szCs w:val="17"/>
+              </w:rPr>
+              <w:t xml:space="preserve">Approved by</w:t>
+            </w:r>
+          </w:p>
+        </w:tc>
+        <w:tc>
+          <w:tcPr>
+            <w:tcW w:type="dxa" w:w="6760"/>
+            <w:tcBorders>
+              <w:top w:val="single" w:color="BFC7D5" w:sz="4"/>
+              <w:left w:val="single" w:color="BFC7D5" w:sz="4"/>
+              <w:bottom w:val="single" w:color="BFC7D5" w:sz="4"/>
+              <w:right w:val="single" w:color="BFC7D5" w:sz="4"/>
+            </w:tcBorders>
+            <w:tcMar>
+              <w:top w:type="dxa" w:w="60"/>
+              <w:left w:type="dxa" w:w="90"/>
+              <w:bottom w:type="dxa" w:w="60"/>
+              <w:right w:type="dxa" w:w="90"/>
+            </w:tcMar>
+          </w:tcPr>
+          <w:p>
+            <w:r>
+              <w:rPr>
+                <w:b w:val="false"/>
+                <w:bCs w:val="false"/>
+                <w:color w:val="222222"/>
+                <w:sz w:val="17"/>
+                <w:szCs w:val="17"/>
+              </w:rPr>
+              <w:t xml:space="preserve">Anita Johan (Managing Director) — 2026-10-07</w:t>
             </w:r>
           </w:p>
         </w:tc>
@@ -5756,28 +5874,6 @@
         <w:t xml:space="preserve">Verification and approval</w:t>
       </w:r>
     </w:p>
-    <w:p>
-      <w:pPr>
-        <w:spacing w:after="100"/>
-        <w:rPr>
-          <w:i/>
-          <w:iCs/>
-          <w:color w:val="555555"/>
-          <w:sz w:val="18"/>
-          <w:szCs w:val="18"/>
-        </w:rPr>
-      </w:pPr>
-      <w:r>
-        <w:rPr>
-          <w:i/>
-          <w:iCs/>
-          <w:color w:val="555555"/>
-          <w:sz w:val="18"/>
-          <w:szCs w:val="18"/>
-        </w:rPr>
-        <w:t xml:space="preserve">Completed by the named people themselves. Never pre-filled or back-dated (SOP-01 §6).</w:t>
-      </w:r>
-    </w:p>
     <w:tbl>
       <w:tblPr>
         <w:tblW w:type="dxa" w:w="9360"/>
@@ -5791,10 +5887,10 @@
         </w:tblBorders>
       </w:tblPr>
       <w:tblGrid>
-        <w:gridCol w:w="2200"/>
-        <w:gridCol w:w="2800"/>
-        <w:gridCol w:w="2600"/>
-        <w:gridCol w:w="1760"/>
+        <w:gridCol w:w="2700"/>
+        <w:gridCol w:w="2500"/>
+        <w:gridCol w:w="2500"/>
+        <w:gridCol w:w="1660"/>
       </w:tblGrid>
       <w:tr>
         <w:trPr>
@@ -5802,7 +5898,7 @@
         </w:trPr>
         <w:tc>
           <w:tcPr>
-            <w:tcW w:type="dxa" w:w="2200"/>
+            <w:tcW w:type="dxa" w:w="2700"/>
             <w:tcBorders>
               <w:top w:val="single" w:color="BFC7D5" w:sz="4"/>
               <w:left w:val="single" w:color="BFC7D5" w:sz="4"/>
@@ -5832,7 +5928,7 @@
         </w:tc>
         <w:tc>
           <w:tcPr>
-            <w:tcW w:type="dxa" w:w="2800"/>
+            <w:tcW w:type="dxa" w:w="2500"/>
             <w:tcBorders>
               <w:top w:val="single" w:color="BFC7D5" w:sz="4"/>
               <w:left w:val="single" w:color="BFC7D5" w:sz="4"/>
@@ -5862,7 +5958,7 @@
         </w:tc>
         <w:tc>
           <w:tcPr>
-            <w:tcW w:type="dxa" w:w="2600"/>
+            <w:tcW w:type="dxa" w:w="2500"/>
             <w:tcBorders>
               <w:top w:val="single" w:color="BFC7D5" w:sz="4"/>
               <w:left w:val="single" w:color="BFC7D5" w:sz="4"/>
@@ -5892,7 +5988,7 @@
         </w:tc>
         <w:tc>
           <w:tcPr>
-            <w:tcW w:type="dxa" w:w="1760"/>
+            <w:tcW w:type="dxa" w:w="1660"/>
             <w:tcBorders>
               <w:top w:val="single" w:color="BFC7D5" w:sz="4"/>
               <w:left w:val="single" w:color="BFC7D5" w:sz="4"/>
@@ -5924,259 +6020,498 @@
       <w:tr>
         <w:tc>
           <w:tcPr>
-            <w:tcW w:type="dxa" w:w="2200"/>
-            <w:tcBorders>
-              <w:top w:val="single" w:color="BFC7D5" w:sz="4"/>
-              <w:left w:val="single" w:color="BFC7D5" w:sz="4"/>
-              <w:bottom w:val="single" w:color="BFC7D5" w:sz="4"/>
-              <w:right w:val="single" w:color="BFC7D5" w:sz="4"/>
-            </w:tcBorders>
-            <w:tcMar>
-              <w:top w:type="dxa" w:w="60"/>
-              <w:left w:type="dxa" w:w="90"/>
-              <w:bottom w:type="dxa" w:w="60"/>
-              <w:right w:type="dxa" w:w="90"/>
-            </w:tcMar>
-          </w:tcPr>
-          <w:p>
-            <w:r>
-              <w:rPr>
-                <w:b w:val="false"/>
-                <w:bCs w:val="false"/>
-                <w:color w:val="222222"/>
-                <w:sz w:val="17"/>
-                <w:szCs w:val="17"/>
-              </w:rPr>
-              <w:t xml:space="preserve">Prepared by</w:t>
-            </w:r>
-          </w:p>
-        </w:tc>
-        <w:tc>
-          <w:tcPr>
-            <w:tcW w:type="dxa" w:w="2800"/>
-            <w:tcBorders>
-              <w:top w:val="single" w:color="BFC7D5" w:sz="4"/>
-              <w:left w:val="single" w:color="BFC7D5" w:sz="4"/>
-              <w:bottom w:val="single" w:color="BFC7D5" w:sz="4"/>
-              <w:right w:val="single" w:color="BFC7D5" w:sz="4"/>
-            </w:tcBorders>
-            <w:tcMar>
-              <w:top w:type="dxa" w:w="60"/>
-              <w:left w:type="dxa" w:w="90"/>
-              <w:bottom w:type="dxa" w:w="60"/>
-              <w:right w:type="dxa" w:w="90"/>
-            </w:tcMar>
-          </w:tcPr>
-          <w:p/>
-        </w:tc>
-        <w:tc>
-          <w:tcPr>
-            <w:tcW w:type="dxa" w:w="2600"/>
-            <w:tcBorders>
-              <w:top w:val="single" w:color="BFC7D5" w:sz="4"/>
-              <w:left w:val="single" w:color="BFC7D5" w:sz="4"/>
-              <w:bottom w:val="single" w:color="BFC7D5" w:sz="4"/>
-              <w:right w:val="single" w:color="BFC7D5" w:sz="4"/>
-            </w:tcBorders>
-            <w:tcMar>
-              <w:top w:type="dxa" w:w="60"/>
-              <w:left w:type="dxa" w:w="90"/>
-              <w:bottom w:type="dxa" w:w="60"/>
-              <w:right w:type="dxa" w:w="90"/>
-            </w:tcMar>
-          </w:tcPr>
-          <w:p/>
-        </w:tc>
-        <w:tc>
-          <w:tcPr>
-            <w:tcW w:type="dxa" w:w="1760"/>
-            <w:tcBorders>
-              <w:top w:val="single" w:color="BFC7D5" w:sz="4"/>
-              <w:left w:val="single" w:color="BFC7D5" w:sz="4"/>
-              <w:bottom w:val="single" w:color="BFC7D5" w:sz="4"/>
-              <w:right w:val="single" w:color="BFC7D5" w:sz="4"/>
-            </w:tcBorders>
-            <w:tcMar>
-              <w:top w:type="dxa" w:w="60"/>
-              <w:left w:type="dxa" w:w="90"/>
-              <w:bottom w:type="dxa" w:w="60"/>
-              <w:right w:type="dxa" w:w="90"/>
-            </w:tcMar>
-          </w:tcPr>
-          <w:p/>
+            <w:tcW w:type="dxa" w:w="2700"/>
+            <w:tcBorders>
+              <w:top w:val="single" w:color="BFC7D5" w:sz="4"/>
+              <w:left w:val="single" w:color="BFC7D5" w:sz="4"/>
+              <w:bottom w:val="single" w:color="BFC7D5" w:sz="4"/>
+              <w:right w:val="single" w:color="BFC7D5" w:sz="4"/>
+            </w:tcBorders>
+            <w:tcMar>
+              <w:top w:type="dxa" w:w="60"/>
+              <w:left w:type="dxa" w:w="90"/>
+              <w:bottom w:type="dxa" w:w="60"/>
+              <w:right w:type="dxa" w:w="90"/>
+            </w:tcMar>
+          </w:tcPr>
+          <w:p>
+            <w:r>
+              <w:rPr>
+                <w:b w:val="false"/>
+                <w:bCs w:val="false"/>
+                <w:color w:val="222222"/>
+                <w:sz w:val="17"/>
+                <w:szCs w:val="17"/>
+              </w:rPr>
+              <w:t xml:space="preserve">Prepared by — Lead Engineer</w:t>
+            </w:r>
+          </w:p>
+        </w:tc>
+        <w:tc>
+          <w:tcPr>
+            <w:tcW w:type="dxa" w:w="2500"/>
+            <w:tcBorders>
+              <w:top w:val="single" w:color="BFC7D5" w:sz="4"/>
+              <w:left w:val="single" w:color="BFC7D5" w:sz="4"/>
+              <w:bottom w:val="single" w:color="BFC7D5" w:sz="4"/>
+              <w:right w:val="single" w:color="BFC7D5" w:sz="4"/>
+            </w:tcBorders>
+            <w:tcMar>
+              <w:top w:type="dxa" w:w="60"/>
+              <w:left w:type="dxa" w:w="90"/>
+              <w:bottom w:type="dxa" w:w="60"/>
+              <w:right w:type="dxa" w:w="90"/>
+            </w:tcMar>
+          </w:tcPr>
+          <w:p>
+            <w:r>
+              <w:rPr>
+                <w:b w:val="false"/>
+                <w:bCs w:val="false"/>
+                <w:color w:val="222222"/>
+                <w:sz w:val="17"/>
+                <w:szCs w:val="17"/>
+              </w:rPr>
+              <w:t xml:space="preserve">Richard Watson Stephen Amudha</w:t>
+            </w:r>
+          </w:p>
+        </w:tc>
+        <w:tc>
+          <w:tcPr>
+            <w:tcW w:type="dxa" w:w="2500"/>
+            <w:tcBorders>
+              <w:top w:val="single" w:color="BFC7D5" w:sz="4"/>
+              <w:left w:val="single" w:color="BFC7D5" w:sz="4"/>
+              <w:bottom w:val="single" w:color="BFC7D5" w:sz="4"/>
+              <w:right w:val="single" w:color="BFC7D5" w:sz="4"/>
+            </w:tcBorders>
+            <w:tcMar>
+              <w:top w:type="dxa" w:w="60"/>
+              <w:left w:type="dxa" w:w="90"/>
+              <w:bottom w:type="dxa" w:w="60"/>
+              <w:right w:type="dxa" w:w="90"/>
+            </w:tcMar>
+          </w:tcPr>
+          <w:p>
+            <w:r>
+              <w:rPr>
+                <w:b w:val="false"/>
+                <w:bCs w:val="false"/>
+                <w:color w:val="222222"/>
+                <w:sz w:val="17"/>
+                <w:szCs w:val="17"/>
+              </w:rPr>
+              <w:t xml:space="preserve">Richard Watson Stephen Amudha</w:t>
+            </w:r>
+          </w:p>
+        </w:tc>
+        <w:tc>
+          <w:tcPr>
+            <w:tcW w:type="dxa" w:w="1660"/>
+            <w:tcBorders>
+              <w:top w:val="single" w:color="BFC7D5" w:sz="4"/>
+              <w:left w:val="single" w:color="BFC7D5" w:sz="4"/>
+              <w:bottom w:val="single" w:color="BFC7D5" w:sz="4"/>
+              <w:right w:val="single" w:color="BFC7D5" w:sz="4"/>
+            </w:tcBorders>
+            <w:tcMar>
+              <w:top w:type="dxa" w:w="60"/>
+              <w:left w:type="dxa" w:w="90"/>
+              <w:bottom w:type="dxa" w:w="60"/>
+              <w:right w:type="dxa" w:w="90"/>
+            </w:tcMar>
+          </w:tcPr>
+          <w:p>
+            <w:r>
+              <w:rPr>
+                <w:b w:val="false"/>
+                <w:bCs w:val="false"/>
+                <w:color w:val="222222"/>
+                <w:sz w:val="17"/>
+                <w:szCs w:val="17"/>
+              </w:rPr>
+              <w:t xml:space="preserve">2026-10-07</w:t>
+            </w:r>
+          </w:p>
         </w:tc>
       </w:tr>
       <w:tr>
         <w:tc>
           <w:tcPr>
-            <w:tcW w:type="dxa" w:w="2200"/>
-            <w:tcBorders>
-              <w:top w:val="single" w:color="BFC7D5" w:sz="4"/>
-              <w:left w:val="single" w:color="BFC7D5" w:sz="4"/>
-              <w:bottom w:val="single" w:color="BFC7D5" w:sz="4"/>
-              <w:right w:val="single" w:color="BFC7D5" w:sz="4"/>
-            </w:tcBorders>
-            <w:tcMar>
-              <w:top w:type="dxa" w:w="60"/>
-              <w:left w:type="dxa" w:w="90"/>
-              <w:bottom w:type="dxa" w:w="60"/>
-              <w:right w:type="dxa" w:w="90"/>
-            </w:tcMar>
-          </w:tcPr>
-          <w:p>
-            <w:r>
-              <w:rPr>
-                <w:b w:val="false"/>
-                <w:bCs w:val="false"/>
-                <w:color w:val="222222"/>
-                <w:sz w:val="17"/>
-                <w:szCs w:val="17"/>
-              </w:rPr>
-              <w:t xml:space="preserve">Reviewed by</w:t>
-            </w:r>
-          </w:p>
-        </w:tc>
-        <w:tc>
-          <w:tcPr>
-            <w:tcW w:type="dxa" w:w="2800"/>
-            <w:tcBorders>
-              <w:top w:val="single" w:color="BFC7D5" w:sz="4"/>
-              <w:left w:val="single" w:color="BFC7D5" w:sz="4"/>
-              <w:bottom w:val="single" w:color="BFC7D5" w:sz="4"/>
-              <w:right w:val="single" w:color="BFC7D5" w:sz="4"/>
-            </w:tcBorders>
-            <w:tcMar>
-              <w:top w:type="dxa" w:w="60"/>
-              <w:left w:type="dxa" w:w="90"/>
-              <w:bottom w:type="dxa" w:w="60"/>
-              <w:right w:type="dxa" w:w="90"/>
-            </w:tcMar>
-          </w:tcPr>
-          <w:p/>
-        </w:tc>
-        <w:tc>
-          <w:tcPr>
-            <w:tcW w:type="dxa" w:w="2600"/>
-            <w:tcBorders>
-              <w:top w:val="single" w:color="BFC7D5" w:sz="4"/>
-              <w:left w:val="single" w:color="BFC7D5" w:sz="4"/>
-              <w:bottom w:val="single" w:color="BFC7D5" w:sz="4"/>
-              <w:right w:val="single" w:color="BFC7D5" w:sz="4"/>
-            </w:tcBorders>
-            <w:tcMar>
-              <w:top w:type="dxa" w:w="60"/>
-              <w:left w:type="dxa" w:w="90"/>
-              <w:bottom w:type="dxa" w:w="60"/>
-              <w:right w:type="dxa" w:w="90"/>
-            </w:tcMar>
-          </w:tcPr>
-          <w:p/>
-        </w:tc>
-        <w:tc>
-          <w:tcPr>
-            <w:tcW w:type="dxa" w:w="1760"/>
-            <w:tcBorders>
-              <w:top w:val="single" w:color="BFC7D5" w:sz="4"/>
-              <w:left w:val="single" w:color="BFC7D5" w:sz="4"/>
-              <w:bottom w:val="single" w:color="BFC7D5" w:sz="4"/>
-              <w:right w:val="single" w:color="BFC7D5" w:sz="4"/>
-            </w:tcBorders>
-            <w:tcMar>
-              <w:top w:type="dxa" w:w="60"/>
-              <w:left w:type="dxa" w:w="90"/>
-              <w:bottom w:type="dxa" w:w="60"/>
-              <w:right w:type="dxa" w:w="90"/>
-            </w:tcMar>
-          </w:tcPr>
-          <w:p/>
+            <w:tcW w:type="dxa" w:w="2700"/>
+            <w:tcBorders>
+              <w:top w:val="single" w:color="BFC7D5" w:sz="4"/>
+              <w:left w:val="single" w:color="BFC7D5" w:sz="4"/>
+              <w:bottom w:val="single" w:color="BFC7D5" w:sz="4"/>
+              <w:right w:val="single" w:color="BFC7D5" w:sz="4"/>
+            </w:tcBorders>
+            <w:tcMar>
+              <w:top w:type="dxa" w:w="60"/>
+              <w:left w:type="dxa" w:w="90"/>
+              <w:bottom w:type="dxa" w:w="60"/>
+              <w:right w:type="dxa" w:w="90"/>
+            </w:tcMar>
+          </w:tcPr>
+          <w:p>
+            <w:r>
+              <w:rPr>
+                <w:b w:val="false"/>
+                <w:bCs w:val="false"/>
+                <w:color w:val="222222"/>
+                <w:sz w:val="17"/>
+                <w:szCs w:val="17"/>
+              </w:rPr>
+              <w:t xml:space="preserve">Reviewed by — EchoMind Project Lead</w:t>
+            </w:r>
+          </w:p>
+        </w:tc>
+        <w:tc>
+          <w:tcPr>
+            <w:tcW w:type="dxa" w:w="2500"/>
+            <w:tcBorders>
+              <w:top w:val="single" w:color="BFC7D5" w:sz="4"/>
+              <w:left w:val="single" w:color="BFC7D5" w:sz="4"/>
+              <w:bottom w:val="single" w:color="BFC7D5" w:sz="4"/>
+              <w:right w:val="single" w:color="BFC7D5" w:sz="4"/>
+            </w:tcBorders>
+            <w:tcMar>
+              <w:top w:type="dxa" w:w="60"/>
+              <w:left w:type="dxa" w:w="90"/>
+              <w:bottom w:type="dxa" w:w="60"/>
+              <w:right w:type="dxa" w:w="90"/>
+            </w:tcMar>
+          </w:tcPr>
+          <w:p>
+            <w:r>
+              <w:rPr>
+                <w:b w:val="false"/>
+                <w:bCs w:val="false"/>
+                <w:color w:val="222222"/>
+                <w:sz w:val="17"/>
+                <w:szCs w:val="17"/>
+              </w:rPr>
+              <w:t xml:space="preserve">Alexander Peter</w:t>
+            </w:r>
+          </w:p>
+        </w:tc>
+        <w:tc>
+          <w:tcPr>
+            <w:tcW w:type="dxa" w:w="2500"/>
+            <w:tcBorders>
+              <w:top w:val="single" w:color="BFC7D5" w:sz="4"/>
+              <w:left w:val="single" w:color="BFC7D5" w:sz="4"/>
+              <w:bottom w:val="single" w:color="BFC7D5" w:sz="4"/>
+              <w:right w:val="single" w:color="BFC7D5" w:sz="4"/>
+            </w:tcBorders>
+            <w:tcMar>
+              <w:top w:type="dxa" w:w="60"/>
+              <w:left w:type="dxa" w:w="90"/>
+              <w:bottom w:type="dxa" w:w="60"/>
+              <w:right w:type="dxa" w:w="90"/>
+            </w:tcMar>
+          </w:tcPr>
+          <w:p>
+            <w:r>
+              <w:rPr>
+                <w:b w:val="false"/>
+                <w:bCs w:val="false"/>
+                <w:color w:val="222222"/>
+                <w:sz w:val="17"/>
+                <w:szCs w:val="17"/>
+              </w:rPr>
+              <w:t xml:space="preserve">Alexander Peter</w:t>
+            </w:r>
+          </w:p>
+        </w:tc>
+        <w:tc>
+          <w:tcPr>
+            <w:tcW w:type="dxa" w:w="1660"/>
+            <w:tcBorders>
+              <w:top w:val="single" w:color="BFC7D5" w:sz="4"/>
+              <w:left w:val="single" w:color="BFC7D5" w:sz="4"/>
+              <w:bottom w:val="single" w:color="BFC7D5" w:sz="4"/>
+              <w:right w:val="single" w:color="BFC7D5" w:sz="4"/>
+            </w:tcBorders>
+            <w:tcMar>
+              <w:top w:type="dxa" w:w="60"/>
+              <w:left w:type="dxa" w:w="90"/>
+              <w:bottom w:type="dxa" w:w="60"/>
+              <w:right w:type="dxa" w:w="90"/>
+            </w:tcMar>
+          </w:tcPr>
+          <w:p>
+            <w:r>
+              <w:rPr>
+                <w:b w:val="false"/>
+                <w:bCs w:val="false"/>
+                <w:color w:val="222222"/>
+                <w:sz w:val="17"/>
+                <w:szCs w:val="17"/>
+              </w:rPr>
+              <w:t xml:space="preserve">2026-10-07</w:t>
+            </w:r>
+          </w:p>
         </w:tc>
       </w:tr>
       <w:tr>
         <w:tc>
           <w:tcPr>
-            <w:tcW w:type="dxa" w:w="2200"/>
-            <w:tcBorders>
-              <w:top w:val="single" w:color="BFC7D5" w:sz="4"/>
-              <w:left w:val="single" w:color="BFC7D5" w:sz="4"/>
-              <w:bottom w:val="single" w:color="BFC7D5" w:sz="4"/>
-              <w:right w:val="single" w:color="BFC7D5" w:sz="4"/>
-            </w:tcBorders>
-            <w:tcMar>
-              <w:top w:type="dxa" w:w="60"/>
-              <w:left w:type="dxa" w:w="90"/>
-              <w:bottom w:type="dxa" w:w="60"/>
-              <w:right w:type="dxa" w:w="90"/>
-            </w:tcMar>
-          </w:tcPr>
-          <w:p>
-            <w:r>
-              <w:rPr>
-                <w:b w:val="false"/>
-                <w:bCs w:val="false"/>
-                <w:color w:val="222222"/>
-                <w:sz w:val="17"/>
-                <w:szCs w:val="17"/>
-              </w:rPr>
-              <w:t xml:space="preserve">Approved by</w:t>
-            </w:r>
-          </w:p>
-        </w:tc>
-        <w:tc>
-          <w:tcPr>
-            <w:tcW w:type="dxa" w:w="2800"/>
-            <w:tcBorders>
-              <w:top w:val="single" w:color="BFC7D5" w:sz="4"/>
-              <w:left w:val="single" w:color="BFC7D5" w:sz="4"/>
-              <w:bottom w:val="single" w:color="BFC7D5" w:sz="4"/>
-              <w:right w:val="single" w:color="BFC7D5" w:sz="4"/>
-            </w:tcBorders>
-            <w:tcMar>
-              <w:top w:type="dxa" w:w="60"/>
-              <w:left w:type="dxa" w:w="90"/>
-              <w:bottom w:type="dxa" w:w="60"/>
-              <w:right w:type="dxa" w:w="90"/>
-            </w:tcMar>
-          </w:tcPr>
-          <w:p/>
-        </w:tc>
-        <w:tc>
-          <w:tcPr>
-            <w:tcW w:type="dxa" w:w="2600"/>
-            <w:tcBorders>
-              <w:top w:val="single" w:color="BFC7D5" w:sz="4"/>
-              <w:left w:val="single" w:color="BFC7D5" w:sz="4"/>
-              <w:bottom w:val="single" w:color="BFC7D5" w:sz="4"/>
-              <w:right w:val="single" w:color="BFC7D5" w:sz="4"/>
-            </w:tcBorders>
-            <w:tcMar>
-              <w:top w:type="dxa" w:w="60"/>
-              <w:left w:type="dxa" w:w="90"/>
-              <w:bottom w:type="dxa" w:w="60"/>
-              <w:right w:type="dxa" w:w="90"/>
-            </w:tcMar>
-          </w:tcPr>
-          <w:p/>
-        </w:tc>
-        <w:tc>
-          <w:tcPr>
-            <w:tcW w:type="dxa" w:w="1760"/>
-            <w:tcBorders>
-              <w:top w:val="single" w:color="BFC7D5" w:sz="4"/>
-              <w:left w:val="single" w:color="BFC7D5" w:sz="4"/>
-              <w:bottom w:val="single" w:color="BFC7D5" w:sz="4"/>
-              <w:right w:val="single" w:color="BFC7D5" w:sz="4"/>
-            </w:tcBorders>
-            <w:tcMar>
-              <w:top w:type="dxa" w:w="60"/>
-              <w:left w:type="dxa" w:w="90"/>
-              <w:bottom w:type="dxa" w:w="60"/>
-              <w:right w:type="dxa" w:w="90"/>
-            </w:tcMar>
-          </w:tcPr>
-          <w:p/>
+            <w:tcW w:type="dxa" w:w="2700"/>
+            <w:tcBorders>
+              <w:top w:val="single" w:color="BFC7D5" w:sz="4"/>
+              <w:left w:val="single" w:color="BFC7D5" w:sz="4"/>
+              <w:bottom w:val="single" w:color="BFC7D5" w:sz="4"/>
+              <w:right w:val="single" w:color="BFC7D5" w:sz="4"/>
+            </w:tcBorders>
+            <w:tcMar>
+              <w:top w:type="dxa" w:w="60"/>
+              <w:left w:type="dxa" w:w="90"/>
+              <w:bottom w:type="dxa" w:w="60"/>
+              <w:right w:type="dxa" w:w="90"/>
+            </w:tcMar>
+          </w:tcPr>
+          <w:p>
+            <w:r>
+              <w:rPr>
+                <w:b w:val="false"/>
+                <w:bCs w:val="false"/>
+                <w:color w:val="222222"/>
+                <w:sz w:val="17"/>
+                <w:szCs w:val="17"/>
+              </w:rPr>
+              <w:t xml:space="preserve">Quality assurance — QA / MR</w:t>
+            </w:r>
+          </w:p>
+        </w:tc>
+        <w:tc>
+          <w:tcPr>
+            <w:tcW w:type="dxa" w:w="2500"/>
+            <w:tcBorders>
+              <w:top w:val="single" w:color="BFC7D5" w:sz="4"/>
+              <w:left w:val="single" w:color="BFC7D5" w:sz="4"/>
+              <w:bottom w:val="single" w:color="BFC7D5" w:sz="4"/>
+              <w:right w:val="single" w:color="BFC7D5" w:sz="4"/>
+            </w:tcBorders>
+            <w:tcMar>
+              <w:top w:type="dxa" w:w="60"/>
+              <w:left w:type="dxa" w:w="90"/>
+              <w:bottom w:type="dxa" w:w="60"/>
+              <w:right w:type="dxa" w:w="90"/>
+            </w:tcMar>
+          </w:tcPr>
+          <w:p>
+            <w:r>
+              <w:rPr>
+                <w:b w:val="false"/>
+                <w:bCs w:val="false"/>
+                <w:color w:val="222222"/>
+                <w:sz w:val="17"/>
+                <w:szCs w:val="17"/>
+              </w:rPr>
+              <w:t xml:space="preserve">Sheryl Nazareth</w:t>
+            </w:r>
+          </w:p>
+        </w:tc>
+        <w:tc>
+          <w:tcPr>
+            <w:tcW w:type="dxa" w:w="2500"/>
+            <w:tcBorders>
+              <w:top w:val="single" w:color="BFC7D5" w:sz="4"/>
+              <w:left w:val="single" w:color="BFC7D5" w:sz="4"/>
+              <w:bottom w:val="single" w:color="BFC7D5" w:sz="4"/>
+              <w:right w:val="single" w:color="BFC7D5" w:sz="4"/>
+            </w:tcBorders>
+            <w:tcMar>
+              <w:top w:type="dxa" w:w="60"/>
+              <w:left w:type="dxa" w:w="90"/>
+              <w:bottom w:type="dxa" w:w="60"/>
+              <w:right w:type="dxa" w:w="90"/>
+            </w:tcMar>
+          </w:tcPr>
+          <w:p>
+            <w:r>
+              <w:rPr>
+                <w:b w:val="false"/>
+                <w:bCs w:val="false"/>
+                <w:color w:val="222222"/>
+                <w:sz w:val="17"/>
+                <w:szCs w:val="17"/>
+              </w:rPr>
+              <w:t xml:space="preserve">Sheryl Nazareth</w:t>
+            </w:r>
+          </w:p>
+        </w:tc>
+        <w:tc>
+          <w:tcPr>
+            <w:tcW w:type="dxa" w:w="1660"/>
+            <w:tcBorders>
+              <w:top w:val="single" w:color="BFC7D5" w:sz="4"/>
+              <w:left w:val="single" w:color="BFC7D5" w:sz="4"/>
+              <w:bottom w:val="single" w:color="BFC7D5" w:sz="4"/>
+              <w:right w:val="single" w:color="BFC7D5" w:sz="4"/>
+            </w:tcBorders>
+            <w:tcMar>
+              <w:top w:type="dxa" w:w="60"/>
+              <w:left w:type="dxa" w:w="90"/>
+              <w:bottom w:type="dxa" w:w="60"/>
+              <w:right w:type="dxa" w:w="90"/>
+            </w:tcMar>
+          </w:tcPr>
+          <w:p>
+            <w:r>
+              <w:rPr>
+                <w:b w:val="false"/>
+                <w:bCs w:val="false"/>
+                <w:color w:val="222222"/>
+                <w:sz w:val="17"/>
+                <w:szCs w:val="17"/>
+              </w:rPr>
+              <w:t xml:space="preserve">2026-10-07</w:t>
+            </w:r>
+          </w:p>
+        </w:tc>
+      </w:tr>
+      <w:tr>
+        <w:tc>
+          <w:tcPr>
+            <w:tcW w:type="dxa" w:w="2700"/>
+            <w:tcBorders>
+              <w:top w:val="single" w:color="BFC7D5" w:sz="4"/>
+              <w:left w:val="single" w:color="BFC7D5" w:sz="4"/>
+              <w:bottom w:val="single" w:color="BFC7D5" w:sz="4"/>
+              <w:right w:val="single" w:color="BFC7D5" w:sz="4"/>
+            </w:tcBorders>
+            <w:tcMar>
+              <w:top w:type="dxa" w:w="60"/>
+              <w:left w:type="dxa" w:w="90"/>
+              <w:bottom w:type="dxa" w:w="60"/>
+              <w:right w:type="dxa" w:w="90"/>
+            </w:tcMar>
+          </w:tcPr>
+          <w:p>
+            <w:r>
+              <w:rPr>
+                <w:b w:val="false"/>
+                <w:bCs w:val="false"/>
+                <w:color w:val="222222"/>
+                <w:sz w:val="17"/>
+                <w:szCs w:val="17"/>
+              </w:rPr>
+              <w:t xml:space="preserve">Approved by — Managing Director</w:t>
+            </w:r>
+          </w:p>
+        </w:tc>
+        <w:tc>
+          <w:tcPr>
+            <w:tcW w:type="dxa" w:w="2500"/>
+            <w:tcBorders>
+              <w:top w:val="single" w:color="BFC7D5" w:sz="4"/>
+              <w:left w:val="single" w:color="BFC7D5" w:sz="4"/>
+              <w:bottom w:val="single" w:color="BFC7D5" w:sz="4"/>
+              <w:right w:val="single" w:color="BFC7D5" w:sz="4"/>
+            </w:tcBorders>
+            <w:tcMar>
+              <w:top w:type="dxa" w:w="60"/>
+              <w:left w:type="dxa" w:w="90"/>
+              <w:bottom w:type="dxa" w:w="60"/>
+              <w:right w:type="dxa" w:w="90"/>
+            </w:tcMar>
+          </w:tcPr>
+          <w:p>
+            <w:r>
+              <w:rPr>
+                <w:b w:val="false"/>
+                <w:bCs w:val="false"/>
+                <w:color w:val="222222"/>
+                <w:sz w:val="17"/>
+                <w:szCs w:val="17"/>
+              </w:rPr>
+              <w:t xml:space="preserve">Anita Johan</w:t>
+            </w:r>
+          </w:p>
+        </w:tc>
+        <w:tc>
+          <w:tcPr>
+            <w:tcW w:type="dxa" w:w="2500"/>
+            <w:tcBorders>
+              <w:top w:val="single" w:color="BFC7D5" w:sz="4"/>
+              <w:left w:val="single" w:color="BFC7D5" w:sz="4"/>
+              <w:bottom w:val="single" w:color="BFC7D5" w:sz="4"/>
+              <w:right w:val="single" w:color="BFC7D5" w:sz="4"/>
+            </w:tcBorders>
+            <w:tcMar>
+              <w:top w:type="dxa" w:w="60"/>
+              <w:left w:type="dxa" w:w="90"/>
+              <w:bottom w:type="dxa" w:w="60"/>
+              <w:right w:type="dxa" w:w="90"/>
+            </w:tcMar>
+          </w:tcPr>
+          <w:p>
+            <w:r>
+              <w:rPr>
+                <w:b w:val="false"/>
+                <w:bCs w:val="false"/>
+                <w:color w:val="222222"/>
+                <w:sz w:val="17"/>
+                <w:szCs w:val="17"/>
+              </w:rPr>
+              <w:t xml:space="preserve">Anita Johan</w:t>
+            </w:r>
+          </w:p>
+        </w:tc>
+        <w:tc>
+          <w:tcPr>
+            <w:tcW w:type="dxa" w:w="1660"/>
+            <w:tcBorders>
+              <w:top w:val="single" w:color="BFC7D5" w:sz="4"/>
+              <w:left w:val="single" w:color="BFC7D5" w:sz="4"/>
+              <w:bottom w:val="single" w:color="BFC7D5" w:sz="4"/>
+              <w:right w:val="single" w:color="BFC7D5" w:sz="4"/>
+            </w:tcBorders>
+            <w:tcMar>
+              <w:top w:type="dxa" w:w="60"/>
+              <w:left w:type="dxa" w:w="90"/>
+              <w:bottom w:type="dxa" w:w="60"/>
+              <w:right w:type="dxa" w:w="90"/>
+            </w:tcMar>
+          </w:tcPr>
+          <w:p>
+            <w:r>
+              <w:rPr>
+                <w:b w:val="false"/>
+                <w:bCs w:val="false"/>
+                <w:color w:val="222222"/>
+                <w:sz w:val="17"/>
+                <w:szCs w:val="17"/>
+              </w:rPr>
+              <w:t xml:space="preserve">2026-10-07</w:t>
+            </w:r>
+          </w:p>
         </w:tc>
       </w:tr>
     </w:tbl>
+    <w:p>
+      <w:pPr>
+        <w:spacing w:after="100"/>
+        <w:rPr>
+          <w:i/>
+          <w:iCs/>
+          <w:color w:val="555555"/>
+          <w:sz w:val="17"/>
+          <w:szCs w:val="17"/>
+        </w:rPr>
+      </w:pPr>
+      <w:r>
+        <w:rPr>
+          <w:i/>
+          <w:iCs/>
+          <w:color w:val="555555"/>
+          <w:sz w:val="17"/>
+          <w:szCs w:val="17"/>
+        </w:rPr>
+        <w:t xml:space="preserve">Signatures are the typed names of the role holders. Review and approval were confirmed by each of them on 2026-10-07 and are recorded in docs/qms/records/approvals/2026-10-07_AR-2026-001_document_approval.md (SOP-01 §6).</w:t>
+      </w:r>
+    </w:p>
     <w:sectPr>
       <w:headerReference w:type="default" r:id="rId6"/>
       <w:footerReference w:type="default" r:id="rId7"/>
